--- a/rapports/2026-06-06/EQ22/EQ22_enq3_v2/DR_124101000012/11-83-61-56.docx
+++ b/rapports/2026-06-06/EQ22/EQ22_enq3_v2/DR_124101000012/11-83-61-56.docx
@@ -297,7 +297,7 @@
           <w:color w:val="1F6FEB"/>
           <w:sz w:val="22"/>
         </w:rPr>
-        <w:t>⚠ INCOHÉRENCES À CORRIGER (95)</w:t>
+        <w:t>⚠ INCOHÉRENCES À CORRIGER (91)</w:t>
       </w:r>
     </w:p>
     <w:tbl>
@@ -1174,7 +1174,7 @@
                 <w:color w:val="16A34A"/>
                 <w:sz w:val="16"/>
               </w:rPr>
-              <w:t>—</w:t>
+              <w:t>s01q32, s01q36, s01q38, s04q37_modif, s02q33, s02q34, s01q00b</w:t>
             </w:r>
           </w:p>
         </w:tc>
@@ -1205,7 +1205,7 @@
                 <w:i w:val="0"/>
                 <w:sz w:val="17"/>
               </w:rPr>
-              <w:t>Incohérence!!! seulement les écoles privées paient les frais de scolarité (y compris les frais d'inscription).</w:t>
+              <w:t>Peu probable!!! Vu l'âge (13 ans) de KHADIDIATOU ka ou l'année à laquelle KHADIDIATOU ka a fréquenté l'école pour la dernière fois (.) le dernier diplome de KHADIDIATOU ka ne peut être le Certificat d'études primaires (CEP), prière de corriger cette incohérence ou confirmer avec le QG.</w:t>
             </w:r>
           </w:p>
         </w:tc>
@@ -1354,7 +1354,7 @@
                 <w:color w:val="16A34A"/>
                 <w:sz w:val="16"/>
               </w:rPr>
-              <w:t>s01q32, s01q36, s01q38, s04q37_modif, s02q33, s02q34, s01q00b</w:t>
+              <w:t>s02q33, s01q00b</w:t>
             </w:r>
           </w:p>
         </w:tc>
@@ -1385,7 +1385,7 @@
                 <w:i w:val="0"/>
                 <w:sz w:val="17"/>
               </w:rPr>
-              <w:t>Peu probable!!! Vu l'âge (13 ans) de KHADIDIATOU ka ou l'année à laquelle KHADIDIATOU ka a fréquenté l'école pour la dernière fois (.) le dernier diplome de KHADIDIATOU ka ne peut être le Certificat d'études primaires (CEP), prière de corriger cette incohérence ou confirmer avec le QG.</w:t>
+              <w:t>Incoherent!!! La dernière fois que DAME KA a  fréquenté l'école est 9999.</w:t>
             </w:r>
           </w:p>
         </w:tc>
@@ -1418,6 +1418,1356 @@
                 <w:i w:val="0"/>
                 <w:sz w:val="16"/>
               </w:rPr>
+              <w:t>S03</w:t>
+              <w:br/>
+            </w:r>
+            <w:r>
+              <w:rPr>
+                <w:b w:val="0"/>
+                <w:i w:val="0"/>
+                <w:color w:val="64748B"/>
+                <w:sz w:val="14"/>
+              </w:rPr>
+              <w:t>Santé</w:t>
+            </w:r>
+          </w:p>
+        </w:tc>
+        <w:tc>
+          <w:tcPr>
+            <w:tcW w:type="dxa" w:w="1531"/>
+          </w:tcPr>
+          <w:p>
+            <w:r>
+              <w:rPr>
+                <w:b/>
+                <w:i w:val="0"/>
+                <w:color w:val="16A34A"/>
+                <w:sz w:val="16"/>
+              </w:rPr>
+              <w:t>—</w:t>
+            </w:r>
+          </w:p>
+        </w:tc>
+        <w:tc>
+          <w:tcPr>
+            <w:tcW w:type="dxa" w:w="1191"/>
+          </w:tcPr>
+          <w:p>
+            <w:r>
+              <w:rPr>
+                <w:b w:val="0"/>
+                <w:i w:val="0"/>
+                <w:color w:val="64748B"/>
+                <w:sz w:val="16"/>
+              </w:rPr>
+              <w:t>GT-CQ</w:t>
+            </w:r>
+          </w:p>
+        </w:tc>
+        <w:tc>
+          <w:tcPr>
+            <w:tcW w:type="dxa" w:w="4706"/>
+          </w:tcPr>
+          <w:p>
+            <w:r>
+              <w:rPr>
+                <w:b w:val="0"/>
+                <w:i w:val="0"/>
+                <w:sz w:val="17"/>
+              </w:rPr>
+              <w:t>Incohérent !!! BOUBACAR ka s'est consulté la première fois pour cette maladie (Toux, rhume, grippe) chez un médecin généraliste et vous dites que  BOUBACAR ka n'est pas concerné par le montant des frais de consultation d'un médecin généraliste (3.14=9999).</w:t>
+            </w:r>
+          </w:p>
+        </w:tc>
+      </w:tr>
+      <w:tr>
+        <w:tc>
+          <w:tcPr>
+            <w:tcW w:type="dxa" w:w="964"/>
+          </w:tcPr>
+          <w:p>
+            <w:r>
+              <w:rPr>
+                <w:b/>
+                <w:i w:val="0"/>
+                <w:color w:val="DC2626"/>
+                <w:sz w:val="16"/>
+              </w:rPr>
+              <w:t>Haute</w:t>
+            </w:r>
+          </w:p>
+        </w:tc>
+        <w:tc>
+          <w:tcPr>
+            <w:tcW w:type="dxa" w:w="1247"/>
+          </w:tcPr>
+          <w:p>
+            <w:r>
+              <w:rPr>
+                <w:b/>
+                <w:i w:val="0"/>
+                <w:sz w:val="16"/>
+              </w:rPr>
+              <w:t>S03</w:t>
+              <w:br/>
+            </w:r>
+            <w:r>
+              <w:rPr>
+                <w:b w:val="0"/>
+                <w:i w:val="0"/>
+                <w:color w:val="64748B"/>
+                <w:sz w:val="14"/>
+              </w:rPr>
+              <w:t>Santé</w:t>
+            </w:r>
+          </w:p>
+        </w:tc>
+        <w:tc>
+          <w:tcPr>
+            <w:tcW w:type="dxa" w:w="1531"/>
+          </w:tcPr>
+          <w:p>
+            <w:r>
+              <w:rPr>
+                <w:b/>
+                <w:i w:val="0"/>
+                <w:color w:val="16A34A"/>
+                <w:sz w:val="16"/>
+              </w:rPr>
+              <w:t>—</w:t>
+            </w:r>
+          </w:p>
+        </w:tc>
+        <w:tc>
+          <w:tcPr>
+            <w:tcW w:type="dxa" w:w="1191"/>
+          </w:tcPr>
+          <w:p>
+            <w:r>
+              <w:rPr>
+                <w:b w:val="0"/>
+                <w:i w:val="0"/>
+                <w:color w:val="64748B"/>
+                <w:sz w:val="16"/>
+              </w:rPr>
+              <w:t>GT-CQ</w:t>
+            </w:r>
+          </w:p>
+        </w:tc>
+        <w:tc>
+          <w:tcPr>
+            <w:tcW w:type="dxa" w:w="4706"/>
+          </w:tcPr>
+          <w:p>
+            <w:r>
+              <w:rPr>
+                <w:b w:val="0"/>
+                <w:i w:val="0"/>
+                <w:sz w:val="17"/>
+              </w:rPr>
+              <w:t>Prière de verifier cette incohérence auprès de l'enquêté ou confirmer.</w:t>
+            </w:r>
+          </w:p>
+        </w:tc>
+      </w:tr>
+      <w:tr>
+        <w:tc>
+          <w:tcPr>
+            <w:tcW w:type="dxa" w:w="964"/>
+          </w:tcPr>
+          <w:p>
+            <w:r>
+              <w:rPr>
+                <w:b/>
+                <w:i w:val="0"/>
+                <w:color w:val="DC2626"/>
+                <w:sz w:val="16"/>
+              </w:rPr>
+              <w:t>Haute</w:t>
+            </w:r>
+          </w:p>
+        </w:tc>
+        <w:tc>
+          <w:tcPr>
+            <w:tcW w:type="dxa" w:w="1247"/>
+          </w:tcPr>
+          <w:p>
+            <w:r>
+              <w:rPr>
+                <w:b/>
+                <w:i w:val="0"/>
+                <w:sz w:val="16"/>
+              </w:rPr>
+              <w:t>S04</w:t>
+              <w:br/>
+            </w:r>
+            <w:r>
+              <w:rPr>
+                <w:b w:val="0"/>
+                <w:i w:val="0"/>
+                <w:color w:val="64748B"/>
+                <w:sz w:val="14"/>
+              </w:rPr>
+              <w:t>Emploi</w:t>
+            </w:r>
+          </w:p>
+        </w:tc>
+        <w:tc>
+          <w:tcPr>
+            <w:tcW w:type="dxa" w:w="1531"/>
+          </w:tcPr>
+          <w:p>
+            <w:r>
+              <w:rPr>
+                <w:b/>
+                <w:i w:val="0"/>
+                <w:color w:val="16A34A"/>
+                <w:sz w:val="16"/>
+              </w:rPr>
+              <w:t>s04q46</w:t>
+            </w:r>
+          </w:p>
+        </w:tc>
+        <w:tc>
+          <w:tcPr>
+            <w:tcW w:type="dxa" w:w="1191"/>
+          </w:tcPr>
+          <w:p>
+            <w:r>
+              <w:rPr>
+                <w:b w:val="0"/>
+                <w:i w:val="0"/>
+                <w:color w:val="64748B"/>
+                <w:sz w:val="16"/>
+              </w:rPr>
+              <w:t>GT-CQ</w:t>
+            </w:r>
+          </w:p>
+        </w:tc>
+        <w:tc>
+          <w:tcPr>
+            <w:tcW w:type="dxa" w:w="4706"/>
+          </w:tcPr>
+          <w:p>
+            <w:r>
+              <w:rPr>
+                <w:b w:val="0"/>
+                <w:i w:val="0"/>
+                <w:sz w:val="17"/>
+              </w:rPr>
+              <w:t>Incohérence! KHADIDIATOU ka  evolue dans l'agriculture mais est  considéré comme salarié ou stagiaire/apprenti non renuméré, prière de revoir la question s04q46 et corriger.</w:t>
+            </w:r>
+          </w:p>
+        </w:tc>
+      </w:tr>
+      <w:tr>
+        <w:tc>
+          <w:tcPr>
+            <w:tcW w:type="dxa" w:w="964"/>
+          </w:tcPr>
+          <w:p>
+            <w:r>
+              <w:rPr>
+                <w:b/>
+                <w:i w:val="0"/>
+                <w:color w:val="DC2626"/>
+                <w:sz w:val="16"/>
+              </w:rPr>
+              <w:t>Haute</w:t>
+            </w:r>
+          </w:p>
+        </w:tc>
+        <w:tc>
+          <w:tcPr>
+            <w:tcW w:type="dxa" w:w="1247"/>
+          </w:tcPr>
+          <w:p>
+            <w:r>
+              <w:rPr>
+                <w:b/>
+                <w:i w:val="0"/>
+                <w:sz w:val="16"/>
+              </w:rPr>
+              <w:t>S04</w:t>
+              <w:br/>
+            </w:r>
+            <w:r>
+              <w:rPr>
+                <w:b w:val="0"/>
+                <w:i w:val="0"/>
+                <w:color w:val="64748B"/>
+                <w:sz w:val="14"/>
+              </w:rPr>
+              <w:t>Emploi</w:t>
+            </w:r>
+          </w:p>
+        </w:tc>
+        <w:tc>
+          <w:tcPr>
+            <w:tcW w:type="dxa" w:w="1531"/>
+          </w:tcPr>
+          <w:p>
+            <w:r>
+              <w:rPr>
+                <w:b/>
+                <w:i w:val="0"/>
+                <w:color w:val="16A34A"/>
+                <w:sz w:val="16"/>
+              </w:rPr>
+              <w:t>s04q46</w:t>
+            </w:r>
+          </w:p>
+        </w:tc>
+        <w:tc>
+          <w:tcPr>
+            <w:tcW w:type="dxa" w:w="1191"/>
+          </w:tcPr>
+          <w:p>
+            <w:r>
+              <w:rPr>
+                <w:b w:val="0"/>
+                <w:i w:val="0"/>
+                <w:color w:val="64748B"/>
+                <w:sz w:val="16"/>
+              </w:rPr>
+              <w:t>GT-CQ</w:t>
+            </w:r>
+          </w:p>
+        </w:tc>
+        <w:tc>
+          <w:tcPr>
+            <w:tcW w:type="dxa" w:w="4706"/>
+          </w:tcPr>
+          <w:p>
+            <w:r>
+              <w:rPr>
+                <w:b w:val="0"/>
+                <w:i w:val="0"/>
+                <w:sz w:val="17"/>
+              </w:rPr>
+              <w:t>Incohérence! aissatou ka  evolue dans l'agriculture mais est  considéré comme salarié ou stagiaire/apprenti non renuméré, prière de revoir la question s04q46 et corriger.</w:t>
+            </w:r>
+          </w:p>
+        </w:tc>
+      </w:tr>
+      <w:tr>
+        <w:tc>
+          <w:tcPr>
+            <w:tcW w:type="dxa" w:w="964"/>
+          </w:tcPr>
+          <w:p>
+            <w:r>
+              <w:rPr>
+                <w:b/>
+                <w:i w:val="0"/>
+                <w:color w:val="DC2626"/>
+                <w:sz w:val="16"/>
+              </w:rPr>
+              <w:t>Haute</w:t>
+            </w:r>
+          </w:p>
+        </w:tc>
+        <w:tc>
+          <w:tcPr>
+            <w:tcW w:type="dxa" w:w="1247"/>
+          </w:tcPr>
+          <w:p>
+            <w:r>
+              <w:rPr>
+                <w:b/>
+                <w:i w:val="0"/>
+                <w:sz w:val="16"/>
+              </w:rPr>
+              <w:t>S07</w:t>
+              <w:br/>
+            </w:r>
+            <w:r>
+              <w:rPr>
+                <w:b w:val="0"/>
+                <w:i w:val="0"/>
+                <w:color w:val="64748B"/>
+                <w:sz w:val="14"/>
+              </w:rPr>
+              <w:t>Consommation alimentaire</w:t>
+            </w:r>
+          </w:p>
+        </w:tc>
+        <w:tc>
+          <w:tcPr>
+            <w:tcW w:type="dxa" w:w="1531"/>
+          </w:tcPr>
+          <w:p>
+            <w:r>
+              <w:rPr>
+                <w:b/>
+                <w:i w:val="0"/>
+                <w:color w:val="16A34A"/>
+                <w:sz w:val="16"/>
+              </w:rPr>
+              <w:t>s00q27, s01q00a, s01q12, s01q13, s02q04, s03q11, s03q12, s01q01</w:t>
+            </w:r>
+          </w:p>
+        </w:tc>
+        <w:tc>
+          <w:tcPr>
+            <w:tcW w:type="dxa" w:w="1191"/>
+          </w:tcPr>
+          <w:p>
+            <w:r>
+              <w:rPr>
+                <w:b w:val="0"/>
+                <w:i w:val="0"/>
+                <w:color w:val="64748B"/>
+                <w:sz w:val="16"/>
+              </w:rPr>
+              <w:t>GT-CQ</w:t>
+            </w:r>
+          </w:p>
+        </w:tc>
+        <w:tc>
+          <w:tcPr>
+            <w:tcW w:type="dxa" w:w="4706"/>
+          </w:tcPr>
+          <w:p>
+            <w:r>
+              <w:rPr>
+                <w:b w:val="0"/>
+                <w:i w:val="0"/>
+                <w:sz w:val="17"/>
+              </w:rPr>
+              <w:t>Avertissement!!! Le ménage a consommé 63 Morceau (Portion) de Petit de Pain moderne  ce qui semble incoherent pour une consommation aucours des 7 derniers jours, prière de verifier et corriger.</w:t>
+            </w:r>
+          </w:p>
+        </w:tc>
+      </w:tr>
+      <w:tr>
+        <w:tc>
+          <w:tcPr>
+            <w:tcW w:type="dxa" w:w="964"/>
+          </w:tcPr>
+          <w:p>
+            <w:r>
+              <w:rPr>
+                <w:b/>
+                <w:i w:val="0"/>
+                <w:color w:val="DC2626"/>
+                <w:sz w:val="16"/>
+              </w:rPr>
+              <w:t>Haute</w:t>
+            </w:r>
+          </w:p>
+        </w:tc>
+        <w:tc>
+          <w:tcPr>
+            <w:tcW w:type="dxa" w:w="1247"/>
+          </w:tcPr>
+          <w:p>
+            <w:r>
+              <w:rPr>
+                <w:b/>
+                <w:i w:val="0"/>
+                <w:sz w:val="16"/>
+              </w:rPr>
+              <w:t>S07</w:t>
+              <w:br/>
+            </w:r>
+            <w:r>
+              <w:rPr>
+                <w:b w:val="0"/>
+                <w:i w:val="0"/>
+                <w:color w:val="64748B"/>
+                <w:sz w:val="14"/>
+              </w:rPr>
+              <w:t>Consommation alimentaire</w:t>
+            </w:r>
+          </w:p>
+        </w:tc>
+        <w:tc>
+          <w:tcPr>
+            <w:tcW w:type="dxa" w:w="1531"/>
+          </w:tcPr>
+          <w:p>
+            <w:r>
+              <w:rPr>
+                <w:b/>
+                <w:i w:val="0"/>
+                <w:color w:val="16A34A"/>
+                <w:sz w:val="16"/>
+              </w:rPr>
+              <w:t>s00q27, s01q00a, s01q12, s01q13, s02q04, s03q11, s03q12, s01q01</w:t>
+            </w:r>
+          </w:p>
+        </w:tc>
+        <w:tc>
+          <w:tcPr>
+            <w:tcW w:type="dxa" w:w="1191"/>
+          </w:tcPr>
+          <w:p>
+            <w:r>
+              <w:rPr>
+                <w:b w:val="0"/>
+                <w:i w:val="0"/>
+                <w:color w:val="64748B"/>
+                <w:sz w:val="16"/>
+              </w:rPr>
+              <w:t>GT-CQ</w:t>
+            </w:r>
+          </w:p>
+        </w:tc>
+        <w:tc>
+          <w:tcPr>
+            <w:tcW w:type="dxa" w:w="4706"/>
+          </w:tcPr>
+          <w:p>
+            <w:r>
+              <w:rPr>
+                <w:b w:val="0"/>
+                <w:i w:val="0"/>
+                <w:sz w:val="17"/>
+              </w:rPr>
+              <w:t>Avertissement!!! Le ménage a consommé 6600 Tas de Moyen de Poisson frais yaboye ou obo (sardinelle)  ce qui semble incoherent pour une consommation aucours des 7 derniers jours, prière de verifier et corriger.</w:t>
+            </w:r>
+          </w:p>
+        </w:tc>
+      </w:tr>
+      <w:tr>
+        <w:tc>
+          <w:tcPr>
+            <w:tcW w:type="dxa" w:w="964"/>
+          </w:tcPr>
+          <w:p>
+            <w:r>
+              <w:rPr>
+                <w:b/>
+                <w:i w:val="0"/>
+                <w:color w:val="DC2626"/>
+                <w:sz w:val="16"/>
+              </w:rPr>
+              <w:t>Haute</w:t>
+            </w:r>
+          </w:p>
+        </w:tc>
+        <w:tc>
+          <w:tcPr>
+            <w:tcW w:type="dxa" w:w="1247"/>
+          </w:tcPr>
+          <w:p>
+            <w:r>
+              <w:rPr>
+                <w:b/>
+                <w:i w:val="0"/>
+                <w:sz w:val="16"/>
+              </w:rPr>
+              <w:t>S10</w:t>
+              <w:br/>
+            </w:r>
+            <w:r>
+              <w:rPr>
+                <w:b w:val="0"/>
+                <w:i w:val="0"/>
+                <w:color w:val="64748B"/>
+                <w:sz w:val="14"/>
+              </w:rPr>
+              <w:t>Logement</w:t>
+            </w:r>
+          </w:p>
+        </w:tc>
+        <w:tc>
+          <w:tcPr>
+            <w:tcW w:type="dxa" w:w="1531"/>
+          </w:tcPr>
+          <w:p>
+            <w:r>
+              <w:rPr>
+                <w:b/>
+                <w:i w:val="0"/>
+                <w:color w:val="16A34A"/>
+                <w:sz w:val="16"/>
+              </w:rPr>
+              <w:t>s10q46, s10q47</w:t>
+            </w:r>
+          </w:p>
+        </w:tc>
+        <w:tc>
+          <w:tcPr>
+            <w:tcW w:type="dxa" w:w="1191"/>
+          </w:tcPr>
+          <w:p>
+            <w:r>
+              <w:rPr>
+                <w:b w:val="0"/>
+                <w:i w:val="0"/>
+                <w:color w:val="64748B"/>
+                <w:sz w:val="16"/>
+              </w:rPr>
+              <w:t>GT-CQ</w:t>
+            </w:r>
+          </w:p>
+        </w:tc>
+        <w:tc>
+          <w:tcPr>
+            <w:tcW w:type="dxa" w:w="4706"/>
+          </w:tcPr>
+          <w:p>
+            <w:r>
+              <w:rPr>
+                <w:b w:val="0"/>
+                <w:i w:val="0"/>
+                <w:sz w:val="17"/>
+              </w:rPr>
+              <w:t>Incohérence!! L'entreprise vente de legumes dit avoir réçu une somme sur la revente de ces marchandises achetées et revendues en état (s10q46 est differnt de 0) mais n'a depensé aucune somme sur l'achat des marchandises revendues en état (s10q47==0), prière de fournir plus d'effort pour estimer le montant obtenu sur la depense de ces marchandises achetées et revendues en état.</w:t>
+            </w:r>
+          </w:p>
+        </w:tc>
+      </w:tr>
+      <w:tr>
+        <w:tc>
+          <w:tcPr>
+            <w:tcW w:type="dxa" w:w="964"/>
+          </w:tcPr>
+          <w:p>
+            <w:r>
+              <w:rPr>
+                <w:b/>
+                <w:i w:val="0"/>
+                <w:color w:val="DC2626"/>
+                <w:sz w:val="16"/>
+              </w:rPr>
+              <w:t>Haute</w:t>
+            </w:r>
+          </w:p>
+        </w:tc>
+        <w:tc>
+          <w:tcPr>
+            <w:tcW w:type="dxa" w:w="1247"/>
+          </w:tcPr>
+          <w:p>
+            <w:r>
+              <w:rPr>
+                <w:b/>
+                <w:i w:val="0"/>
+                <w:sz w:val="16"/>
+              </w:rPr>
+              <w:t>S16</w:t>
+              <w:br/>
+            </w:r>
+            <w:r>
+              <w:rPr>
+                <w:b w:val="0"/>
+                <w:i w:val="0"/>
+                <w:color w:val="64748B"/>
+                <w:sz w:val="14"/>
+              </w:rPr>
+              <w:t>Agriculture</w:t>
+            </w:r>
+          </w:p>
+        </w:tc>
+        <w:tc>
+          <w:tcPr>
+            <w:tcW w:type="dxa" w:w="1531"/>
+          </w:tcPr>
+          <w:p>
+            <w:r>
+              <w:rPr>
+                <w:b/>
+                <w:i w:val="0"/>
+                <w:color w:val="16A34A"/>
+                <w:sz w:val="16"/>
+              </w:rPr>
+              <w:t>s00q07a, s00q08, s00q10, s00q13_0, s00q15_0, s00q17_0, s00q23a, s00q23b</w:t>
+            </w:r>
+          </w:p>
+        </w:tc>
+        <w:tc>
+          <w:tcPr>
+            <w:tcW w:type="dxa" w:w="1191"/>
+          </w:tcPr>
+          <w:p>
+            <w:r>
+              <w:rPr>
+                <w:b w:val="0"/>
+                <w:i w:val="0"/>
+                <w:color w:val="64748B"/>
+                <w:sz w:val="16"/>
+              </w:rPr>
+              <w:t>GT-CQ</w:t>
+            </w:r>
+          </w:p>
+        </w:tc>
+        <w:tc>
+          <w:tcPr>
+            <w:tcW w:type="dxa" w:w="4706"/>
+          </w:tcPr>
+          <w:p>
+            <w:r>
+              <w:rPr>
+                <w:b w:val="0"/>
+                <w:i w:val="0"/>
+                <w:sz w:val="17"/>
+              </w:rPr>
+              <w:t>La somme des quantités consommées (150 kg), des quantités offertes (0 kg),  des quantités vendus (20 kg) et des quantités en stock (3450 kg) depasse la quantité totale (2 kg) que le ménage a eu après la recolte de Arachide , prière de corriger cette incoherence.</w:t>
+            </w:r>
+          </w:p>
+        </w:tc>
+      </w:tr>
+      <w:tr>
+        <w:tc>
+          <w:tcPr>
+            <w:tcW w:type="dxa" w:w="964"/>
+          </w:tcPr>
+          <w:p>
+            <w:r>
+              <w:rPr>
+                <w:b/>
+                <w:i w:val="0"/>
+                <w:color w:val="DC2626"/>
+                <w:sz w:val="16"/>
+              </w:rPr>
+              <w:t>Haute</w:t>
+            </w:r>
+          </w:p>
+        </w:tc>
+        <w:tc>
+          <w:tcPr>
+            <w:tcW w:type="dxa" w:w="1247"/>
+          </w:tcPr>
+          <w:p>
+            <w:r>
+              <w:rPr>
+                <w:b/>
+                <w:i w:val="0"/>
+                <w:sz w:val="16"/>
+              </w:rPr>
+              <w:t>S16</w:t>
+              <w:br/>
+            </w:r>
+            <w:r>
+              <w:rPr>
+                <w:b w:val="0"/>
+                <w:i w:val="0"/>
+                <w:color w:val="64748B"/>
+                <w:sz w:val="14"/>
+              </w:rPr>
+              <w:t>Agriculture</w:t>
+            </w:r>
+          </w:p>
+        </w:tc>
+        <w:tc>
+          <w:tcPr>
+            <w:tcW w:type="dxa" w:w="1531"/>
+          </w:tcPr>
+          <w:p>
+            <w:r>
+              <w:rPr>
+                <w:b/>
+                <w:i w:val="0"/>
+                <w:color w:val="16A34A"/>
+                <w:sz w:val="16"/>
+              </w:rPr>
+              <w:t>s16dq05a, s16dq05c</w:t>
+            </w:r>
+          </w:p>
+        </w:tc>
+        <w:tc>
+          <w:tcPr>
+            <w:tcW w:type="dxa" w:w="1191"/>
+          </w:tcPr>
+          <w:p>
+            <w:r>
+              <w:rPr>
+                <w:b w:val="0"/>
+                <w:i w:val="0"/>
+                <w:color w:val="64748B"/>
+                <w:sz w:val="16"/>
+              </w:rPr>
+              <w:t>GT-CQ</w:t>
+            </w:r>
+          </w:p>
+        </w:tc>
+        <w:tc>
+          <w:tcPr>
+            <w:tcW w:type="dxa" w:w="4706"/>
+          </w:tcPr>
+          <w:p>
+            <w:r>
+              <w:rPr>
+                <w:b w:val="0"/>
+                <w:i w:val="0"/>
+                <w:sz w:val="17"/>
+              </w:rPr>
+              <w:t>La quantité de s16dq05a estimée en Kg est incohérente avec la prise dans la question s16dq05c, prière de bien estimer et mettre la valeur exacte.</w:t>
+            </w:r>
+          </w:p>
+        </w:tc>
+      </w:tr>
+      <w:tr>
+        <w:tc>
+          <w:tcPr>
+            <w:tcW w:type="dxa" w:w="964"/>
+          </w:tcPr>
+          <w:p>
+            <w:r>
+              <w:rPr>
+                <w:b/>
+                <w:i w:val="0"/>
+                <w:color w:val="DC2626"/>
+                <w:sz w:val="16"/>
+              </w:rPr>
+              <w:t>Haute</w:t>
+            </w:r>
+          </w:p>
+        </w:tc>
+        <w:tc>
+          <w:tcPr>
+            <w:tcW w:type="dxa" w:w="1247"/>
+          </w:tcPr>
+          <w:p>
+            <w:r>
+              <w:rPr>
+                <w:b/>
+                <w:i w:val="0"/>
+                <w:sz w:val="16"/>
+              </w:rPr>
+              <w:t>S16</w:t>
+              <w:br/>
+            </w:r>
+            <w:r>
+              <w:rPr>
+                <w:b w:val="0"/>
+                <w:i w:val="0"/>
+                <w:color w:val="64748B"/>
+                <w:sz w:val="14"/>
+              </w:rPr>
+              <w:t>Agriculture</w:t>
+            </w:r>
+          </w:p>
+        </w:tc>
+        <w:tc>
+          <w:tcPr>
+            <w:tcW w:type="dxa" w:w="1531"/>
+          </w:tcPr>
+          <w:p>
+            <w:r>
+              <w:rPr>
+                <w:b/>
+                <w:i w:val="0"/>
+                <w:color w:val="16A34A"/>
+                <w:sz w:val="16"/>
+              </w:rPr>
+              <w:t>s00q07a, s00q08, s00q10, s00q13_0, s00q15_0, s00q17_0, s00q23a, s00q23b</w:t>
+            </w:r>
+          </w:p>
+        </w:tc>
+        <w:tc>
+          <w:tcPr>
+            <w:tcW w:type="dxa" w:w="1191"/>
+          </w:tcPr>
+          <w:p>
+            <w:r>
+              <w:rPr>
+                <w:b w:val="0"/>
+                <w:i w:val="0"/>
+                <w:color w:val="64748B"/>
+                <w:sz w:val="16"/>
+              </w:rPr>
+              <w:t>GT-CQ</w:t>
+            </w:r>
+          </w:p>
+        </w:tc>
+        <w:tc>
+          <w:tcPr>
+            <w:tcW w:type="dxa" w:w="4706"/>
+          </w:tcPr>
+          <w:p>
+            <w:r>
+              <w:rPr>
+                <w:b w:val="0"/>
+                <w:i w:val="0"/>
+                <w:sz w:val="17"/>
+              </w:rPr>
+              <w:t>La somme des quantités consommées (180 kg), des quantités offertes (0 kg),  des quantités vendus (0 kg) et des quantités en stock (620 kg) depasse la quantité totale (2 kg) que le ménage a eu après la recolte de Mil , prière de corriger cette incoherence.</w:t>
+            </w:r>
+          </w:p>
+        </w:tc>
+      </w:tr>
+      <w:tr>
+        <w:tc>
+          <w:tcPr>
+            <w:tcW w:type="dxa" w:w="964"/>
+          </w:tcPr>
+          <w:p>
+            <w:r>
+              <w:rPr>
+                <w:b/>
+                <w:i w:val="0"/>
+                <w:color w:val="EA580C"/>
+                <w:sz w:val="16"/>
+              </w:rPr>
+              <w:t>Moyenne</w:t>
+            </w:r>
+          </w:p>
+        </w:tc>
+        <w:tc>
+          <w:tcPr>
+            <w:tcW w:type="dxa" w:w="1247"/>
+          </w:tcPr>
+          <w:p>
+            <w:r>
+              <w:rPr>
+                <w:b/>
+                <w:i w:val="0"/>
+                <w:sz w:val="16"/>
+              </w:rPr>
+              <w:t>S00</w:t>
+              <w:br/>
+            </w:r>
+            <w:r>
+              <w:rPr>
+                <w:b w:val="0"/>
+                <w:i w:val="0"/>
+                <w:color w:val="64748B"/>
+                <w:sz w:val="14"/>
+              </w:rPr>
+              <w:t>Identification</w:t>
+            </w:r>
+          </w:p>
+        </w:tc>
+        <w:tc>
+          <w:tcPr>
+            <w:tcW w:type="dxa" w:w="1531"/>
+          </w:tcPr>
+          <w:p>
+            <w:r>
+              <w:rPr>
+                <w:b/>
+                <w:i w:val="0"/>
+                <w:color w:val="16A34A"/>
+                <w:sz w:val="16"/>
+              </w:rPr>
+              <w:t>s00q07a, s00q08, s00q10, s00q13_0, s00q15_0, s00q17_0, s00q23a, s00q23b</w:t>
+            </w:r>
+          </w:p>
+        </w:tc>
+        <w:tc>
+          <w:tcPr>
+            <w:tcW w:type="dxa" w:w="1191"/>
+          </w:tcPr>
+          <w:p>
+            <w:r>
+              <w:rPr>
+                <w:b w:val="0"/>
+                <w:i w:val="0"/>
+                <w:color w:val="64748B"/>
+                <w:sz w:val="16"/>
+              </w:rPr>
+              <w:t>GT-CQ</w:t>
+            </w:r>
+          </w:p>
+        </w:tc>
+        <w:tc>
+          <w:tcPr>
+            <w:tcW w:type="dxa" w:w="4706"/>
+          </w:tcPr>
+          <w:p>
+            <w:r>
+              <w:rPr>
+                <w:b w:val="0"/>
+                <w:i w:val="0"/>
+                <w:sz w:val="17"/>
+              </w:rPr>
+              <w:t>Prière de renseigner toutes les informations du ménage dans la section 0 avant d'entamer les autres informations.</w:t>
+            </w:r>
+          </w:p>
+        </w:tc>
+      </w:tr>
+      <w:tr>
+        <w:tc>
+          <w:tcPr>
+            <w:tcW w:type="dxa" w:w="964"/>
+          </w:tcPr>
+          <w:p>
+            <w:r>
+              <w:rPr>
+                <w:b/>
+                <w:i w:val="0"/>
+                <w:color w:val="EA580C"/>
+                <w:sz w:val="16"/>
+              </w:rPr>
+              <w:t>Moyenne</w:t>
+            </w:r>
+          </w:p>
+        </w:tc>
+        <w:tc>
+          <w:tcPr>
+            <w:tcW w:type="dxa" w:w="1247"/>
+          </w:tcPr>
+          <w:p>
+            <w:r>
+              <w:rPr>
+                <w:b/>
+                <w:i w:val="0"/>
+                <w:sz w:val="16"/>
+              </w:rPr>
+              <w:t>S00</w:t>
+              <w:br/>
+            </w:r>
+            <w:r>
+              <w:rPr>
+                <w:b w:val="0"/>
+                <w:i w:val="0"/>
+                <w:color w:val="64748B"/>
+                <w:sz w:val="14"/>
+              </w:rPr>
+              <w:t>Identification</w:t>
+            </w:r>
+          </w:p>
+        </w:tc>
+        <w:tc>
+          <w:tcPr>
+            <w:tcW w:type="dxa" w:w="1531"/>
+          </w:tcPr>
+          <w:p>
+            <w:r>
+              <w:rPr>
+                <w:b/>
+                <w:i w:val="0"/>
+                <w:color w:val="16A34A"/>
+                <w:sz w:val="16"/>
+              </w:rPr>
+              <w:t>—</w:t>
+            </w:r>
+          </w:p>
+        </w:tc>
+        <w:tc>
+          <w:tcPr>
+            <w:tcW w:type="dxa" w:w="1191"/>
+          </w:tcPr>
+          <w:p>
+            <w:r>
+              <w:rPr>
+                <w:b w:val="0"/>
+                <w:i w:val="0"/>
+                <w:color w:val="64748B"/>
+                <w:sz w:val="16"/>
+              </w:rPr>
+              <w:t>GT-CQ</w:t>
+            </w:r>
+          </w:p>
+        </w:tc>
+        <w:tc>
+          <w:tcPr>
+            <w:tcW w:type="dxa" w:w="4706"/>
+          </w:tcPr>
+          <w:p>
+            <w:r>
+              <w:rPr>
+                <w:b w:val="0"/>
+                <w:i w:val="0"/>
+                <w:sz w:val="17"/>
+              </w:rPr>
+              <w:t>L'adresse ou la localisation du ménage doit être bien renseignée, ne doit pas contenir des numéros de téléphone et elle semble courte pour être une adresse.</w:t>
+            </w:r>
+          </w:p>
+        </w:tc>
+      </w:tr>
+      <w:tr>
+        <w:tc>
+          <w:tcPr>
+            <w:tcW w:type="dxa" w:w="964"/>
+          </w:tcPr>
+          <w:p>
+            <w:r>
+              <w:rPr>
+                <w:b/>
+                <w:i w:val="0"/>
+                <w:color w:val="EA580C"/>
+                <w:sz w:val="16"/>
+              </w:rPr>
+              <w:t>Moyenne</w:t>
+            </w:r>
+          </w:p>
+        </w:tc>
+        <w:tc>
+          <w:tcPr>
+            <w:tcW w:type="dxa" w:w="1247"/>
+          </w:tcPr>
+          <w:p>
+            <w:r>
+              <w:rPr>
+                <w:b/>
+                <w:i w:val="0"/>
+                <w:sz w:val="16"/>
+              </w:rPr>
+              <w:t>S00</w:t>
+              <w:br/>
+            </w:r>
+            <w:r>
+              <w:rPr>
+                <w:b w:val="0"/>
+                <w:i w:val="0"/>
+                <w:color w:val="64748B"/>
+                <w:sz w:val="14"/>
+              </w:rPr>
+              <w:t>Identification</w:t>
+            </w:r>
+          </w:p>
+        </w:tc>
+        <w:tc>
+          <w:tcPr>
+            <w:tcW w:type="dxa" w:w="1531"/>
+          </w:tcPr>
+          <w:p>
+            <w:r>
+              <w:rPr>
+                <w:b/>
+                <w:i w:val="0"/>
+                <w:color w:val="16A34A"/>
+                <w:sz w:val="16"/>
+              </w:rPr>
+              <w:t>—</w:t>
+            </w:r>
+          </w:p>
+        </w:tc>
+        <w:tc>
+          <w:tcPr>
+            <w:tcW w:type="dxa" w:w="1191"/>
+          </w:tcPr>
+          <w:p>
+            <w:r>
+              <w:rPr>
+                <w:b w:val="0"/>
+                <w:i w:val="0"/>
+                <w:color w:val="64748B"/>
+                <w:sz w:val="16"/>
+              </w:rPr>
+              <w:t>GT-CQ</w:t>
+            </w:r>
+          </w:p>
+        </w:tc>
+        <w:tc>
+          <w:tcPr>
+            <w:tcW w:type="dxa" w:w="4706"/>
+          </w:tcPr>
+          <w:p>
+            <w:r>
+              <w:rPr>
+                <w:b w:val="0"/>
+                <w:i w:val="0"/>
+                <w:sz w:val="17"/>
+              </w:rPr>
+              <w:t>Prière de renseigner la bonne adresse.Attention! Il manque des informations non renseignées dans la section 0, prière de regarder toutes les autres informations dans l'identification du ménage (IDENTIFICATION ET RENSEIGNEMENTS DE CONTROLE) ou dans OBSERVATIONS pour pouvoir renseigné toutes les questions liées au ménage.</w:t>
+            </w:r>
+          </w:p>
+        </w:tc>
+      </w:tr>
+      <w:tr>
+        <w:tc>
+          <w:tcPr>
+            <w:tcW w:type="dxa" w:w="964"/>
+          </w:tcPr>
+          <w:p>
+            <w:r>
+              <w:rPr>
+                <w:b/>
+                <w:i w:val="0"/>
+                <w:color w:val="EA580C"/>
+                <w:sz w:val="16"/>
+              </w:rPr>
+              <w:t>Moyenne</w:t>
+            </w:r>
+          </w:p>
+        </w:tc>
+        <w:tc>
+          <w:tcPr>
+            <w:tcW w:type="dxa" w:w="1247"/>
+          </w:tcPr>
+          <w:p>
+            <w:r>
+              <w:rPr>
+                <w:b/>
+                <w:i w:val="0"/>
+                <w:sz w:val="16"/>
+              </w:rPr>
+              <w:t>S01</w:t>
+              <w:br/>
+            </w:r>
+            <w:r>
+              <w:rPr>
+                <w:b w:val="0"/>
+                <w:i w:val="0"/>
+                <w:color w:val="64748B"/>
+                <w:sz w:val="14"/>
+              </w:rPr>
+              <w:t>Démographie</w:t>
+            </w:r>
+          </w:p>
+        </w:tc>
+        <w:tc>
+          <w:tcPr>
+            <w:tcW w:type="dxa" w:w="1531"/>
+          </w:tcPr>
+          <w:p>
+            <w:r>
+              <w:rPr>
+                <w:b/>
+                <w:i w:val="0"/>
+                <w:color w:val="16A34A"/>
+                <w:sz w:val="16"/>
+              </w:rPr>
+              <w:t>—</w:t>
+            </w:r>
+          </w:p>
+        </w:tc>
+        <w:tc>
+          <w:tcPr>
+            <w:tcW w:type="dxa" w:w="1191"/>
+          </w:tcPr>
+          <w:p>
+            <w:r>
+              <w:rPr>
+                <w:b w:val="0"/>
+                <w:i w:val="0"/>
+                <w:color w:val="64748B"/>
+                <w:sz w:val="16"/>
+              </w:rPr>
+              <w:t>GT-CQ</w:t>
+            </w:r>
+          </w:p>
+        </w:tc>
+        <w:tc>
+          <w:tcPr>
+            <w:tcW w:type="dxa" w:w="4706"/>
+          </w:tcPr>
+          <w:p>
+            <w:r>
+              <w:rPr>
+                <w:b w:val="0"/>
+                <w:i w:val="0"/>
+                <w:sz w:val="17"/>
+              </w:rPr>
+              <w:t>Prière de verifier l'information donnée par DAME KA ou corriger au niveau de la section 1.</w:t>
+            </w:r>
+          </w:p>
+        </w:tc>
+      </w:tr>
+      <w:tr>
+        <w:tc>
+          <w:tcPr>
+            <w:tcW w:type="dxa" w:w="964"/>
+          </w:tcPr>
+          <w:p>
+            <w:r>
+              <w:rPr>
+                <w:b/>
+                <w:i w:val="0"/>
+                <w:color w:val="EA580C"/>
+                <w:sz w:val="16"/>
+              </w:rPr>
+              <w:t>Moyenne</w:t>
+            </w:r>
+          </w:p>
+        </w:tc>
+        <w:tc>
+          <w:tcPr>
+            <w:tcW w:type="dxa" w:w="1247"/>
+          </w:tcPr>
+          <w:p>
+            <w:r>
+              <w:rPr>
+                <w:b/>
+                <w:i w:val="0"/>
+                <w:sz w:val="16"/>
+              </w:rPr>
+              <w:t>S01</w:t>
+              <w:br/>
+            </w:r>
+            <w:r>
+              <w:rPr>
+                <w:b w:val="0"/>
+                <w:i w:val="0"/>
+                <w:color w:val="64748B"/>
+                <w:sz w:val="14"/>
+              </w:rPr>
+              <w:t>Démographie</w:t>
+            </w:r>
+          </w:p>
+        </w:tc>
+        <w:tc>
+          <w:tcPr>
+            <w:tcW w:type="dxa" w:w="1531"/>
+          </w:tcPr>
+          <w:p>
+            <w:r>
+              <w:rPr>
+                <w:b/>
+                <w:i w:val="0"/>
+                <w:color w:val="16A34A"/>
+                <w:sz w:val="16"/>
+              </w:rPr>
+              <w:t>s01q10_1</w:t>
+            </w:r>
+          </w:p>
+        </w:tc>
+        <w:tc>
+          <w:tcPr>
+            <w:tcW w:type="dxa" w:w="1191"/>
+          </w:tcPr>
+          <w:p>
+            <w:r>
+              <w:rPr>
+                <w:b w:val="0"/>
+                <w:i w:val="0"/>
+                <w:color w:val="64748B"/>
+                <w:sz w:val="16"/>
+              </w:rPr>
+              <w:t>GT-CQ</w:t>
+            </w:r>
+          </w:p>
+        </w:tc>
+        <w:tc>
+          <w:tcPr>
+            <w:tcW w:type="dxa" w:w="4706"/>
+          </w:tcPr>
+          <w:p>
+            <w:r>
+              <w:rPr>
+                <w:b w:val="0"/>
+                <w:i w:val="0"/>
+                <w:sz w:val="17"/>
+              </w:rPr>
+              <w:t>La taille du ménage lors de l'enquête principale (10) de ce ménage est inférieur à la taille du denombrement (12), prière de fournir des explications concrètes ou aller revisiter le ménage.</w:t>
+            </w:r>
+          </w:p>
+        </w:tc>
+      </w:tr>
+      <w:tr>
+        <w:tc>
+          <w:tcPr>
+            <w:tcW w:type="dxa" w:w="964"/>
+          </w:tcPr>
+          <w:p>
+            <w:r>
+              <w:rPr>
+                <w:b/>
+                <w:i w:val="0"/>
+                <w:color w:val="EA580C"/>
+                <w:sz w:val="16"/>
+              </w:rPr>
+              <w:t>Moyenne</w:t>
+            </w:r>
+          </w:p>
+        </w:tc>
+        <w:tc>
+          <w:tcPr>
+            <w:tcW w:type="dxa" w:w="1247"/>
+          </w:tcPr>
+          <w:p>
+            <w:r>
+              <w:rPr>
+                <w:b/>
+                <w:i w:val="0"/>
+                <w:sz w:val="16"/>
+              </w:rPr>
               <w:t>S02</w:t>
               <w:br/>
             </w:r>
@@ -1444,7 +2794,7 @@
                 <w:color w:val="16A34A"/>
                 <w:sz w:val="16"/>
               </w:rPr>
-              <w:t>s02q33, s01q00b</w:t>
+              <w:t>—</w:t>
             </w:r>
           </w:p>
         </w:tc>
@@ -1475,7 +2825,7 @@
                 <w:i w:val="0"/>
                 <w:sz w:val="17"/>
               </w:rPr>
-              <w:t>Incoherent!!! La dernière fois que DAME KA a  fréquenté l'école est 9999.</w:t>
+              <w:t>Attention!!! le montant payé de KHADIDIATOU ka pour la cotisation est de 400 FCFA qui semble faible.</w:t>
             </w:r>
           </w:p>
         </w:tc>
@@ -1490,10 +2840,10 @@
               <w:rPr>
                 <w:b/>
                 <w:i w:val="0"/>
-                <w:color w:val="DC2626"/>
-                <w:sz w:val="16"/>
-              </w:rPr>
-              <w:t>Haute</w:t>
+                <w:color w:val="EA580C"/>
+                <w:sz w:val="16"/>
+              </w:rPr>
+              <w:t>Moyenne</w:t>
             </w:r>
           </w:p>
         </w:tc>
@@ -1508,7 +2858,7 @@
                 <w:i w:val="0"/>
                 <w:sz w:val="16"/>
               </w:rPr>
-              <w:t>S03</w:t>
+              <w:t>S02</w:t>
               <w:br/>
             </w:r>
             <w:r>
@@ -1518,7 +2868,7 @@
                 <w:color w:val="64748B"/>
                 <w:sz w:val="14"/>
               </w:rPr>
-              <w:t>Santé</w:t>
+              <w:t>Éducation</w:t>
             </w:r>
           </w:p>
         </w:tc>
@@ -1565,7 +2915,7 @@
                 <w:i w:val="0"/>
                 <w:sz w:val="17"/>
               </w:rPr>
-              <w:t>Incohérent !!! BOUBACAR ka s'est consulté la première fois pour cette maladie (Toux, rhume, grippe) chez un médecin généraliste et vous dites que  BOUBACAR ka n'est pas concerné par le montant des frais de consultation d'un médecin généraliste (3.14=9999).</w:t>
+              <w:t>Veuillez verifier cette information auprès de l'enquêté ou confirmer avec le QG.</w:t>
             </w:r>
           </w:p>
         </w:tc>
@@ -1580,10 +2930,10 @@
               <w:rPr>
                 <w:b/>
                 <w:i w:val="0"/>
-                <w:color w:val="DC2626"/>
-                <w:sz w:val="16"/>
-              </w:rPr>
-              <w:t>Haute</w:t>
+                <w:color w:val="EA580C"/>
+                <w:sz w:val="16"/>
+              </w:rPr>
+              <w:t>Moyenne</w:t>
             </w:r>
           </w:p>
         </w:tc>
@@ -1598,7 +2948,7 @@
                 <w:i w:val="0"/>
                 <w:sz w:val="16"/>
               </w:rPr>
-              <w:t>S03</w:t>
+              <w:t>S02</w:t>
               <w:br/>
             </w:r>
             <w:r>
@@ -1608,7 +2958,7 @@
                 <w:color w:val="64748B"/>
                 <w:sz w:val="14"/>
               </w:rPr>
-              <w:t>Santé</w:t>
+              <w:t>Éducation</w:t>
             </w:r>
           </w:p>
         </w:tc>
@@ -1624,7 +2974,7 @@
                 <w:color w:val="16A34A"/>
                 <w:sz w:val="16"/>
               </w:rPr>
-              <w:t>—</w:t>
+              <w:t>s01q63, s00q04, s02q25, s01q00b, s02q17_2, s02q15_2</w:t>
             </w:r>
           </w:p>
         </w:tc>
@@ -1655,7 +3005,7 @@
                 <w:i w:val="0"/>
                 <w:sz w:val="17"/>
               </w:rPr>
-              <w:t>Prière de verifier cette incohérence auprès de l'enquêté ou confirmer.</w:t>
+              <w:t>Dans les milieux urbains c'est peu probable de voir une école dont les élèves ou étudiants ne dépensent pas en frais d'uniformes, prière de verifier pour BINETA DIALLO ka qui fréquente 1ére année de Secondaire 1 (Moyen) Général et corriger ou confirmer avec le QG.</w:t>
             </w:r>
           </w:p>
         </w:tc>
@@ -1670,10 +3020,100 @@
               <w:rPr>
                 <w:b/>
                 <w:i w:val="0"/>
-                <w:color w:val="DC2626"/>
-                <w:sz w:val="16"/>
-              </w:rPr>
-              <w:t>Haute</w:t>
+                <w:color w:val="EA580C"/>
+                <w:sz w:val="16"/>
+              </w:rPr>
+              <w:t>Moyenne</w:t>
+            </w:r>
+          </w:p>
+        </w:tc>
+        <w:tc>
+          <w:tcPr>
+            <w:tcW w:type="dxa" w:w="1247"/>
+          </w:tcPr>
+          <w:p>
+            <w:r>
+              <w:rPr>
+                <w:b/>
+                <w:i w:val="0"/>
+                <w:sz w:val="16"/>
+              </w:rPr>
+              <w:t>S02</w:t>
+              <w:br/>
+            </w:r>
+            <w:r>
+              <w:rPr>
+                <w:b w:val="0"/>
+                <w:i w:val="0"/>
+                <w:color w:val="64748B"/>
+                <w:sz w:val="14"/>
+              </w:rPr>
+              <w:t>Éducation</w:t>
+            </w:r>
+          </w:p>
+        </w:tc>
+        <w:tc>
+          <w:tcPr>
+            <w:tcW w:type="dxa" w:w="1531"/>
+          </w:tcPr>
+          <w:p>
+            <w:r>
+              <w:rPr>
+                <w:b/>
+                <w:i w:val="0"/>
+                <w:color w:val="16A34A"/>
+                <w:sz w:val="16"/>
+              </w:rPr>
+              <w:t>—</w:t>
+            </w:r>
+          </w:p>
+        </w:tc>
+        <w:tc>
+          <w:tcPr>
+            <w:tcW w:type="dxa" w:w="1191"/>
+          </w:tcPr>
+          <w:p>
+            <w:r>
+              <w:rPr>
+                <w:b w:val="0"/>
+                <w:i w:val="0"/>
+                <w:color w:val="64748B"/>
+                <w:sz w:val="16"/>
+              </w:rPr>
+              <w:t>GT-CQ</w:t>
+            </w:r>
+          </w:p>
+        </w:tc>
+        <w:tc>
+          <w:tcPr>
+            <w:tcW w:type="dxa" w:w="4706"/>
+          </w:tcPr>
+          <w:p>
+            <w:r>
+              <w:rPr>
+                <w:b w:val="0"/>
+                <w:i w:val="0"/>
+                <w:sz w:val="17"/>
+              </w:rPr>
+              <w:t>Prière de vous adresser à DAME KA pour avoir l'année exacte.</w:t>
+            </w:r>
+          </w:p>
+        </w:tc>
+      </w:tr>
+      <w:tr>
+        <w:tc>
+          <w:tcPr>
+            <w:tcW w:type="dxa" w:w="964"/>
+          </w:tcPr>
+          <w:p>
+            <w:r>
+              <w:rPr>
+                <w:b/>
+                <w:i w:val="0"/>
+                <w:color w:val="EA580C"/>
+                <w:sz w:val="16"/>
+              </w:rPr>
+              <w:t>Moyenne</w:t>
             </w:r>
           </w:p>
         </w:tc>
@@ -1714,7 +3154,7 @@
                 <w:color w:val="16A34A"/>
                 <w:sz w:val="16"/>
               </w:rPr>
-              <w:t>s04q46</w:t>
+              <w:t>s00q07a, s00q08, s00q10, s00q13_0, s00q15_0, s00q17_0, s00q23a, s00q23b</w:t>
             </w:r>
           </w:p>
         </w:tc>
@@ -1745,7 +3185,7 @@
                 <w:i w:val="0"/>
                 <w:sz w:val="17"/>
               </w:rPr>
-              <w:t>Incohérence! KHADIDIATOU ka  evolue dans l'agriculture mais est  considéré comme salarié ou stagiaire/apprenti non renuméré, prière de revoir la question s04q46 et corriger.</w:t>
+              <w:t>Prière de changer la branche d'activité KHADIDIATOU ka, les cultivateurs dont leurs cultures est principalement destiné à la consommation du ménage sont des (Agriculteurs, subsistances) et ceux qui le font avec l'élevage sont des (Agriculteurs et eleveurs, subsistances).</w:t>
             </w:r>
           </w:p>
         </w:tc>
@@ -1760,10 +3200,10 @@
               <w:rPr>
                 <w:b/>
                 <w:i w:val="0"/>
-                <w:color w:val="DC2626"/>
-                <w:sz w:val="16"/>
-              </w:rPr>
-              <w:t>Haute</w:t>
+                <w:color w:val="EA580C"/>
+                <w:sz w:val="16"/>
+              </w:rPr>
+              <w:t>Moyenne</w:t>
             </w:r>
           </w:p>
         </w:tc>
@@ -1804,7 +3244,7 @@
                 <w:color w:val="16A34A"/>
                 <w:sz w:val="16"/>
               </w:rPr>
-              <w:t>s04q46</w:t>
+              <w:t>s01q35, s01q36, s01q37, s02q04, s02q15, s03q13, s03q14, s03q15</w:t>
             </w:r>
           </w:p>
         </w:tc>
@@ -1835,7 +3275,7 @@
                 <w:i w:val="0"/>
                 <w:sz w:val="17"/>
               </w:rPr>
-              <w:t>Incohérence! aissatou ka  evolue dans l'agriculture mais est  considéré comme salarié ou stagiaire/apprenti non renuméré, prière de revoir la question s04q46 et corriger.</w:t>
+              <w:t>Nombre de mois exercé  (3 mois) par KHADIDIATOU ka dans l'emploi au cours des 12 derniers mois semble faible, veuillez corriger s'il vous plait ou comfirmer avec le QG.</w:t>
             </w:r>
           </w:p>
         </w:tc>
@@ -1850,10 +3290,190 @@
               <w:rPr>
                 <w:b/>
                 <w:i w:val="0"/>
-                <w:color w:val="DC2626"/>
-                <w:sz w:val="16"/>
-              </w:rPr>
-              <w:t>Haute</w:t>
+                <w:color w:val="EA580C"/>
+                <w:sz w:val="16"/>
+              </w:rPr>
+              <w:t>Moyenne</w:t>
+            </w:r>
+          </w:p>
+        </w:tc>
+        <w:tc>
+          <w:tcPr>
+            <w:tcW w:type="dxa" w:w="1247"/>
+          </w:tcPr>
+          <w:p>
+            <w:r>
+              <w:rPr>
+                <w:b/>
+                <w:i w:val="0"/>
+                <w:sz w:val="16"/>
+              </w:rPr>
+              <w:t>S04</w:t>
+              <w:br/>
+            </w:r>
+            <w:r>
+              <w:rPr>
+                <w:b w:val="0"/>
+                <w:i w:val="0"/>
+                <w:color w:val="64748B"/>
+                <w:sz w:val="14"/>
+              </w:rPr>
+              <w:t>Emploi</w:t>
+            </w:r>
+          </w:p>
+        </w:tc>
+        <w:tc>
+          <w:tcPr>
+            <w:tcW w:type="dxa" w:w="1531"/>
+          </w:tcPr>
+          <w:p>
+            <w:r>
+              <w:rPr>
+                <w:b/>
+                <w:i w:val="0"/>
+                <w:color w:val="16A34A"/>
+                <w:sz w:val="16"/>
+              </w:rPr>
+              <w:t>s00q07a, s00q08, s00q10, s00q13_0, s00q15_0, s00q17_0, s00q23a, s00q23b</w:t>
+            </w:r>
+          </w:p>
+        </w:tc>
+        <w:tc>
+          <w:tcPr>
+            <w:tcW w:type="dxa" w:w="1191"/>
+          </w:tcPr>
+          <w:p>
+            <w:r>
+              <w:rPr>
+                <w:b w:val="0"/>
+                <w:i w:val="0"/>
+                <w:color w:val="64748B"/>
+                <w:sz w:val="16"/>
+              </w:rPr>
+              <w:t>GT-CQ</w:t>
+            </w:r>
+          </w:p>
+        </w:tc>
+        <w:tc>
+          <w:tcPr>
+            <w:tcW w:type="dxa" w:w="4706"/>
+          </w:tcPr>
+          <w:p>
+            <w:r>
+              <w:rPr>
+                <w:b w:val="0"/>
+                <w:i w:val="0"/>
+                <w:sz w:val="17"/>
+              </w:rPr>
+              <w:t>Prière de changer la branche d'activité aissatou ka, les cultivateurs dont leurs cultures est principalement destiné à la consommation du ménage sont des (Agriculteurs, subsistances) et ceux qui le font avec l'élevage sont des (Agriculteurs et eleveurs, subsistances).</w:t>
+            </w:r>
+          </w:p>
+        </w:tc>
+      </w:tr>
+      <w:tr>
+        <w:tc>
+          <w:tcPr>
+            <w:tcW w:type="dxa" w:w="964"/>
+          </w:tcPr>
+          <w:p>
+            <w:r>
+              <w:rPr>
+                <w:b/>
+                <w:i w:val="0"/>
+                <w:color w:val="EA580C"/>
+                <w:sz w:val="16"/>
+              </w:rPr>
+              <w:t>Moyenne</w:t>
+            </w:r>
+          </w:p>
+        </w:tc>
+        <w:tc>
+          <w:tcPr>
+            <w:tcW w:type="dxa" w:w="1247"/>
+          </w:tcPr>
+          <w:p>
+            <w:r>
+              <w:rPr>
+                <w:b/>
+                <w:i w:val="0"/>
+                <w:sz w:val="16"/>
+              </w:rPr>
+              <w:t>S04</w:t>
+              <w:br/>
+            </w:r>
+            <w:r>
+              <w:rPr>
+                <w:b w:val="0"/>
+                <w:i w:val="0"/>
+                <w:color w:val="64748B"/>
+                <w:sz w:val="14"/>
+              </w:rPr>
+              <w:t>Emploi</w:t>
+            </w:r>
+          </w:p>
+        </w:tc>
+        <w:tc>
+          <w:tcPr>
+            <w:tcW w:type="dxa" w:w="1531"/>
+          </w:tcPr>
+          <w:p>
+            <w:r>
+              <w:rPr>
+                <w:b/>
+                <w:i w:val="0"/>
+                <w:color w:val="16A34A"/>
+                <w:sz w:val="16"/>
+              </w:rPr>
+              <w:t>s01q35, s01q36, s01q37, s02q04, s02q15, s03q13, s03q14, s03q15</w:t>
+            </w:r>
+          </w:p>
+        </w:tc>
+        <w:tc>
+          <w:tcPr>
+            <w:tcW w:type="dxa" w:w="1191"/>
+          </w:tcPr>
+          <w:p>
+            <w:r>
+              <w:rPr>
+                <w:b w:val="0"/>
+                <w:i w:val="0"/>
+                <w:color w:val="64748B"/>
+                <w:sz w:val="16"/>
+              </w:rPr>
+              <w:t>GT-CQ</w:t>
+            </w:r>
+          </w:p>
+        </w:tc>
+        <w:tc>
+          <w:tcPr>
+            <w:tcW w:type="dxa" w:w="4706"/>
+          </w:tcPr>
+          <w:p>
+            <w:r>
+              <w:rPr>
+                <w:b w:val="0"/>
+                <w:i w:val="0"/>
+                <w:sz w:val="17"/>
+              </w:rPr>
+              <w:t>Nombre de mois exercé  (3 mois) par aissatou ka dans l'emploi au cours des 12 derniers mois semble faible, veuillez corriger s'il vous plait ou comfirmer avec le QG.</w:t>
+            </w:r>
+          </w:p>
+        </w:tc>
+      </w:tr>
+      <w:tr>
+        <w:tc>
+          <w:tcPr>
+            <w:tcW w:type="dxa" w:w="964"/>
+          </w:tcPr>
+          <w:p>
+            <w:r>
+              <w:rPr>
+                <w:b/>
+                <w:i w:val="0"/>
+                <w:color w:val="EA580C"/>
+                <w:sz w:val="16"/>
+              </w:rPr>
+              <w:t>Moyenne</w:t>
             </w:r>
           </w:p>
         </w:tc>
@@ -1894,7 +3514,7 @@
                 <w:color w:val="16A34A"/>
                 <w:sz w:val="16"/>
               </w:rPr>
-              <w:t>s00q27, s01q00a, s01q12, s01q13, s02q04, s03q11, s03q12, s01q01</w:t>
+              <w:t>s00q08, s01q35, s01q36, s01q37, s02q01__3, s02q02__3, s03q21, s04q22</w:t>
             </w:r>
           </w:p>
         </w:tc>
@@ -1925,7 +3545,7 @@
                 <w:i w:val="0"/>
                 <w:sz w:val="17"/>
               </w:rPr>
-              <w:t>Avertissement!!! Le ménage a consommé 63 Morceau (Portion) de Petit de Pain moderne  ce qui semble incoherent pour une consommation aucours des 7 derniers jours, prière de verifier et corriger.</w:t>
+              <w:t>Attention ! Au moins une des informations prises au niveau des repas pris à l'extérieur pour l'ensemble du ménage (7a1) et celui pris par les membres individuellement sont identiques (7a2), prière de regarder toutes les informations prises au niveau de 7a1 si vous n'avez pas recondu une information d'un membre au niveau de 7a2.</w:t>
             </w:r>
           </w:p>
         </w:tc>
@@ -1940,10 +3560,10 @@
               <w:rPr>
                 <w:b/>
                 <w:i w:val="0"/>
-                <w:color w:val="DC2626"/>
-                <w:sz w:val="16"/>
-              </w:rPr>
-              <w:t>Haute</w:t>
+                <w:color w:val="EA580C"/>
+                <w:sz w:val="16"/>
+              </w:rPr>
+              <w:t>Moyenne</w:t>
             </w:r>
           </w:p>
         </w:tc>
@@ -1984,7 +3604,7 @@
                 <w:color w:val="16A34A"/>
                 <w:sz w:val="16"/>
               </w:rPr>
-              <w:t>s00q27, s01q00a, s01q12, s01q13, s02q04, s03q11, s03q12, s01q01</w:t>
+              <w:t>—</w:t>
             </w:r>
           </w:p>
         </w:tc>
@@ -2015,7 +3635,7 @@
                 <w:i w:val="0"/>
                 <w:sz w:val="17"/>
               </w:rPr>
-              <w:t>Avertissement!!! Le ménage a consommé 6600 Tas de Moyen de Poisson frais yaboye ou obo (sardinelle)  ce qui semble incoherent pour une consommation aucours des 7 derniers jours, prière de verifier et corriger.</w:t>
+              <w:t>Attention ! Le prix unitaire d'achat (150 Fcfa) de Poireau/ oignon vert en Tas (Petit) est relativement élevé par rapport aux autres prix observés dans cette zone.</w:t>
             </w:r>
           </w:p>
         </w:tc>
@@ -2030,10 +3650,370 @@
               <w:rPr>
                 <w:b/>
                 <w:i w:val="0"/>
-                <w:color w:val="DC2626"/>
-                <w:sz w:val="16"/>
-              </w:rPr>
-              <w:t>Haute</w:t>
+                <w:color w:val="EA580C"/>
+                <w:sz w:val="16"/>
+              </w:rPr>
+              <w:t>Moyenne</w:t>
+            </w:r>
+          </w:p>
+        </w:tc>
+        <w:tc>
+          <w:tcPr>
+            <w:tcW w:type="dxa" w:w="1247"/>
+          </w:tcPr>
+          <w:p>
+            <w:r>
+              <w:rPr>
+                <w:b/>
+                <w:i w:val="0"/>
+                <w:sz w:val="16"/>
+              </w:rPr>
+              <w:t>S07</w:t>
+              <w:br/>
+            </w:r>
+            <w:r>
+              <w:rPr>
+                <w:b w:val="0"/>
+                <w:i w:val="0"/>
+                <w:color w:val="64748B"/>
+                <w:sz w:val="14"/>
+              </w:rPr>
+              <w:t>Consommation alimentaire</w:t>
+            </w:r>
+          </w:p>
+        </w:tc>
+        <w:tc>
+          <w:tcPr>
+            <w:tcW w:type="dxa" w:w="1531"/>
+          </w:tcPr>
+          <w:p>
+            <w:r>
+              <w:rPr>
+                <w:b/>
+                <w:i w:val="0"/>
+                <w:color w:val="16A34A"/>
+                <w:sz w:val="16"/>
+              </w:rPr>
+              <w:t>—</w:t>
+            </w:r>
+          </w:p>
+        </w:tc>
+        <w:tc>
+          <w:tcPr>
+            <w:tcW w:type="dxa" w:w="1191"/>
+          </w:tcPr>
+          <w:p>
+            <w:r>
+              <w:rPr>
+                <w:b w:val="0"/>
+                <w:i w:val="0"/>
+                <w:color w:val="64748B"/>
+                <w:sz w:val="16"/>
+              </w:rPr>
+              <w:t>GT-CQ</w:t>
+            </w:r>
+          </w:p>
+        </w:tc>
+        <w:tc>
+          <w:tcPr>
+            <w:tcW w:type="dxa" w:w="4706"/>
+          </w:tcPr>
+          <w:p>
+            <w:r>
+              <w:rPr>
+                <w:b w:val="0"/>
+                <w:i w:val="0"/>
+                <w:sz w:val="17"/>
+              </w:rPr>
+              <w:t>Prière de corriger ou de confirmer avec le QG.</w:t>
+            </w:r>
+          </w:p>
+        </w:tc>
+      </w:tr>
+      <w:tr>
+        <w:tc>
+          <w:tcPr>
+            <w:tcW w:type="dxa" w:w="964"/>
+          </w:tcPr>
+          <w:p>
+            <w:r>
+              <w:rPr>
+                <w:b/>
+                <w:i w:val="0"/>
+                <w:color w:val="EA580C"/>
+                <w:sz w:val="16"/>
+              </w:rPr>
+              <w:t>Moyenne</w:t>
+            </w:r>
+          </w:p>
+        </w:tc>
+        <w:tc>
+          <w:tcPr>
+            <w:tcW w:type="dxa" w:w="1247"/>
+          </w:tcPr>
+          <w:p>
+            <w:r>
+              <w:rPr>
+                <w:b/>
+                <w:i w:val="0"/>
+                <w:sz w:val="16"/>
+              </w:rPr>
+              <w:t>S07</w:t>
+              <w:br/>
+            </w:r>
+            <w:r>
+              <w:rPr>
+                <w:b w:val="0"/>
+                <w:i w:val="0"/>
+                <w:color w:val="64748B"/>
+                <w:sz w:val="14"/>
+              </w:rPr>
+              <w:t>Consommation alimentaire</w:t>
+            </w:r>
+          </w:p>
+        </w:tc>
+        <w:tc>
+          <w:tcPr>
+            <w:tcW w:type="dxa" w:w="1531"/>
+          </w:tcPr>
+          <w:p>
+            <w:r>
+              <w:rPr>
+                <w:b/>
+                <w:i w:val="0"/>
+                <w:color w:val="16A34A"/>
+                <w:sz w:val="16"/>
+              </w:rPr>
+              <w:t>—</w:t>
+            </w:r>
+          </w:p>
+        </w:tc>
+        <w:tc>
+          <w:tcPr>
+            <w:tcW w:type="dxa" w:w="1191"/>
+          </w:tcPr>
+          <w:p>
+            <w:r>
+              <w:rPr>
+                <w:b w:val="0"/>
+                <w:i w:val="0"/>
+                <w:color w:val="64748B"/>
+                <w:sz w:val="16"/>
+              </w:rPr>
+              <w:t>GT-CQ</w:t>
+            </w:r>
+          </w:p>
+        </w:tc>
+        <w:tc>
+          <w:tcPr>
+            <w:tcW w:type="dxa" w:w="4706"/>
+          </w:tcPr>
+          <w:p>
+            <w:r>
+              <w:rPr>
+                <w:b w:val="0"/>
+                <w:i w:val="0"/>
+                <w:sz w:val="17"/>
+              </w:rPr>
+              <w:t>Attention ! Le prix unitaire d'achat (500 Fcfa) de Lait en poudre en Sachets (Petit) est relativement élevé par rapport aux autres prix observés dans cette zone.</w:t>
+            </w:r>
+          </w:p>
+        </w:tc>
+      </w:tr>
+      <w:tr>
+        <w:tc>
+          <w:tcPr>
+            <w:tcW w:type="dxa" w:w="964"/>
+          </w:tcPr>
+          <w:p>
+            <w:r>
+              <w:rPr>
+                <w:b/>
+                <w:i w:val="0"/>
+                <w:color w:val="EA580C"/>
+                <w:sz w:val="16"/>
+              </w:rPr>
+              <w:t>Moyenne</w:t>
+            </w:r>
+          </w:p>
+        </w:tc>
+        <w:tc>
+          <w:tcPr>
+            <w:tcW w:type="dxa" w:w="1247"/>
+          </w:tcPr>
+          <w:p>
+            <w:r>
+              <w:rPr>
+                <w:b/>
+                <w:i w:val="0"/>
+                <w:sz w:val="16"/>
+              </w:rPr>
+              <w:t>S09</w:t>
+              <w:br/>
+            </w:r>
+            <w:r>
+              <w:rPr>
+                <w:b w:val="0"/>
+                <w:i w:val="0"/>
+                <w:color w:val="64748B"/>
+                <w:sz w:val="14"/>
+              </w:rPr>
+              <w:t>Dépenses non alimentaires</w:t>
+            </w:r>
+          </w:p>
+        </w:tc>
+        <w:tc>
+          <w:tcPr>
+            <w:tcW w:type="dxa" w:w="1531"/>
+          </w:tcPr>
+          <w:p>
+            <w:r>
+              <w:rPr>
+                <w:b/>
+                <w:i w:val="0"/>
+                <w:color w:val="16A34A"/>
+                <w:sz w:val="16"/>
+              </w:rPr>
+              <w:t>—</w:t>
+            </w:r>
+          </w:p>
+        </w:tc>
+        <w:tc>
+          <w:tcPr>
+            <w:tcW w:type="dxa" w:w="1191"/>
+          </w:tcPr>
+          <w:p>
+            <w:r>
+              <w:rPr>
+                <w:b w:val="0"/>
+                <w:i w:val="0"/>
+                <w:color w:val="64748B"/>
+                <w:sz w:val="16"/>
+              </w:rPr>
+              <w:t>GT-CQ</w:t>
+            </w:r>
+          </w:p>
+        </w:tc>
+        <w:tc>
+          <w:tcPr>
+            <w:tcW w:type="dxa" w:w="4706"/>
+          </w:tcPr>
+          <w:p>
+            <w:r>
+              <w:rPr>
+                <w:b w:val="0"/>
+                <w:i w:val="0"/>
+                <w:sz w:val="17"/>
+              </w:rPr>
+              <w:t>Attention ! La dépense du ménage de DAME KA (3600 Fcfa) au cours de 7 derniers jours de Transport urbain/rural en moto-taxi est relativement élevé.</w:t>
+            </w:r>
+          </w:p>
+        </w:tc>
+      </w:tr>
+      <w:tr>
+        <w:tc>
+          <w:tcPr>
+            <w:tcW w:type="dxa" w:w="964"/>
+          </w:tcPr>
+          <w:p>
+            <w:r>
+              <w:rPr>
+                <w:b/>
+                <w:i w:val="0"/>
+                <w:color w:val="EA580C"/>
+                <w:sz w:val="16"/>
+              </w:rPr>
+              <w:t>Moyenne</w:t>
+            </w:r>
+          </w:p>
+        </w:tc>
+        <w:tc>
+          <w:tcPr>
+            <w:tcW w:type="dxa" w:w="1247"/>
+          </w:tcPr>
+          <w:p>
+            <w:r>
+              <w:rPr>
+                <w:b/>
+                <w:i w:val="0"/>
+                <w:sz w:val="16"/>
+              </w:rPr>
+              <w:t>S09</w:t>
+              <w:br/>
+            </w:r>
+            <w:r>
+              <w:rPr>
+                <w:b w:val="0"/>
+                <w:i w:val="0"/>
+                <w:color w:val="64748B"/>
+                <w:sz w:val="14"/>
+              </w:rPr>
+              <w:t>Dépenses non alimentaires</w:t>
+            </w:r>
+          </w:p>
+        </w:tc>
+        <w:tc>
+          <w:tcPr>
+            <w:tcW w:type="dxa" w:w="1531"/>
+          </w:tcPr>
+          <w:p>
+            <w:r>
+              <w:rPr>
+                <w:b/>
+                <w:i w:val="0"/>
+                <w:color w:val="16A34A"/>
+                <w:sz w:val="16"/>
+              </w:rPr>
+              <w:t>—</w:t>
+            </w:r>
+          </w:p>
+        </w:tc>
+        <w:tc>
+          <w:tcPr>
+            <w:tcW w:type="dxa" w:w="1191"/>
+          </w:tcPr>
+          <w:p>
+            <w:r>
+              <w:rPr>
+                <w:b w:val="0"/>
+                <w:i w:val="0"/>
+                <w:color w:val="64748B"/>
+                <w:sz w:val="16"/>
+              </w:rPr>
+              <w:t>GT-CQ</w:t>
+            </w:r>
+          </w:p>
+        </w:tc>
+        <w:tc>
+          <w:tcPr>
+            <w:tcW w:type="dxa" w:w="4706"/>
+          </w:tcPr>
+          <w:p>
+            <w:r>
+              <w:rPr>
+                <w:b w:val="0"/>
+                <w:i w:val="0"/>
+                <w:sz w:val="17"/>
+              </w:rPr>
+              <w:t>Prière de corriger ou de confirmer avec le QG.</w:t>
+            </w:r>
+          </w:p>
+        </w:tc>
+      </w:tr>
+      <w:tr>
+        <w:tc>
+          <w:tcPr>
+            <w:tcW w:type="dxa" w:w="964"/>
+          </w:tcPr>
+          <w:p>
+            <w:r>
+              <w:rPr>
+                <w:b/>
+                <w:i w:val="0"/>
+                <w:color w:val="EA580C"/>
+                <w:sz w:val="16"/>
+              </w:rPr>
+              <w:t>Moyenne</w:t>
             </w:r>
           </w:p>
         </w:tc>
@@ -2074,7 +4054,7 @@
                 <w:color w:val="16A34A"/>
                 <w:sz w:val="16"/>
               </w:rPr>
-              <w:t>s10q46, s10q47</w:t>
+              <w:t>s10q40</w:t>
             </w:r>
           </w:p>
         </w:tc>
@@ -2105,7 +4085,7 @@
                 <w:i w:val="0"/>
                 <w:sz w:val="17"/>
               </w:rPr>
-              <w:t>Incohérence!! L'entreprise vente de legumes dit avoir réçu une somme sur la revente de ces marchandises achetées et revendues en état (s10q46 est differnt de 0) mais n'a depensé aucune somme sur l'achat des marchandises revendues en état (s10q47==0), prière de fournir plus d'effort pour estimer le montant obtenu sur la depense de ces marchandises achetées et revendues en état.</w:t>
+              <w:t>Peu plausible! la valeur actuelle déclarée en s10q40 pour vente de legumes semble trop petite ou trop élevée.</w:t>
             </w:r>
           </w:p>
         </w:tc>
@@ -2120,10 +4100,10 @@
               <w:rPr>
                 <w:b/>
                 <w:i w:val="0"/>
-                <w:color w:val="DC2626"/>
-                <w:sz w:val="16"/>
-              </w:rPr>
-              <w:t>Haute</w:t>
+                <w:color w:val="EA580C"/>
+                <w:sz w:val="16"/>
+              </w:rPr>
+              <w:t>Moyenne</w:t>
             </w:r>
           </w:p>
         </w:tc>
@@ -2138,7 +4118,7 @@
                 <w:i w:val="0"/>
                 <w:sz w:val="16"/>
               </w:rPr>
-              <w:t>S16</w:t>
+              <w:t>S10</w:t>
               <w:br/>
             </w:r>
             <w:r>
@@ -2148,7 +4128,7 @@
                 <w:color w:val="64748B"/>
                 <w:sz w:val="14"/>
               </w:rPr>
-              <w:t>Agriculture</w:t>
+              <w:t>Logement</w:t>
             </w:r>
           </w:p>
         </w:tc>
@@ -2164,7 +4144,7 @@
                 <w:color w:val="16A34A"/>
                 <w:sz w:val="16"/>
               </w:rPr>
-              <w:t>s00q07a, s00q08, s00q10, s00q13_0, s00q15_0, s00q17_0, s00q23a, s00q23b</w:t>
+              <w:t>—</w:t>
             </w:r>
           </w:p>
         </w:tc>
@@ -2195,7 +4175,7 @@
                 <w:i w:val="0"/>
                 <w:sz w:val="17"/>
               </w:rPr>
-              <w:t>La somme des quantités consommées (150 kg), des quantités offertes (0 kg),  des quantités vendus (20 kg) et des quantités en stock (3450 kg) depasse la quantité totale (2 kg) que le ménage a eu après la recolte de Arachide , prière de corriger cette incoherence.</w:t>
+              <w:t>Veuillez, s'il vous plaît, confirmer cette information avec le QG ou la corriger.</w:t>
             </w:r>
           </w:p>
         </w:tc>
@@ -2210,10 +4190,10 @@
               <w:rPr>
                 <w:b/>
                 <w:i w:val="0"/>
-                <w:color w:val="DC2626"/>
-                <w:sz w:val="16"/>
-              </w:rPr>
-              <w:t>Haute</w:t>
+                <w:color w:val="EA580C"/>
+                <w:sz w:val="16"/>
+              </w:rPr>
+              <w:t>Moyenne</w:t>
             </w:r>
           </w:p>
         </w:tc>
@@ -2228,7 +4208,7 @@
                 <w:i w:val="0"/>
                 <w:sz w:val="16"/>
               </w:rPr>
-              <w:t>S16</w:t>
+              <w:t>S10</w:t>
               <w:br/>
             </w:r>
             <w:r>
@@ -2238,7 +4218,7 @@
                 <w:color w:val="64748B"/>
                 <w:sz w:val="14"/>
               </w:rPr>
-              <w:t>Agriculture</w:t>
+              <w:t>Logement</w:t>
             </w:r>
           </w:p>
         </w:tc>
@@ -2254,7 +4234,7 @@
                 <w:color w:val="16A34A"/>
                 <w:sz w:val="16"/>
               </w:rPr>
-              <w:t>s16dq05a, s16dq05c</w:t>
+              <w:t>s10q49, s10q48</w:t>
             </w:r>
           </w:p>
         </w:tc>
@@ -2285,7 +4265,7 @@
                 <w:i w:val="0"/>
                 <w:sz w:val="17"/>
               </w:rPr>
-              <w:t>La quantité de s16dq05a estimée en Kg est incohérente avec la prise dans la question s16dq05c, prière de bien estimer et mettre la valeur exacte.</w:t>
+              <w:t>Le montant dépensé de l'entreprise vente de legumes en achat de matières premières pour les produits vendus au cours des 30 derniers jours ou durant le dernier mois où l'entreprise a fonctionné ne peut pas être supéreur aux montants obtenus sur la vente de produits transformés par l'entreprise au cours de cette même période où l'entreprise a fonctionné (s10q49 &gt; s10q48), prière de corriger.</w:t>
             </w:r>
           </w:p>
         </w:tc>
@@ -2300,10 +4280,10 @@
               <w:rPr>
                 <w:b/>
                 <w:i w:val="0"/>
-                <w:color w:val="DC2626"/>
-                <w:sz w:val="16"/>
-              </w:rPr>
-              <w:t>Haute</w:t>
+                <w:color w:val="EA580C"/>
+                <w:sz w:val="16"/>
+              </w:rPr>
+              <w:t>Moyenne</w:t>
             </w:r>
           </w:p>
         </w:tc>
@@ -2318,7 +4298,7 @@
                 <w:i w:val="0"/>
                 <w:sz w:val="16"/>
               </w:rPr>
-              <w:t>S16</w:t>
+              <w:t>S10</w:t>
               <w:br/>
             </w:r>
             <w:r>
@@ -2328,7 +4308,7 @@
                 <w:color w:val="64748B"/>
                 <w:sz w:val="14"/>
               </w:rPr>
-              <w:t>Agriculture</w:t>
+              <w:t>Logement</w:t>
             </w:r>
           </w:p>
         </w:tc>
@@ -2344,7 +4324,7 @@
                 <w:color w:val="16A34A"/>
                 <w:sz w:val="16"/>
               </w:rPr>
-              <w:t>s00q07a, s00q08, s00q10, s00q13_0, s00q15_0, s00q17_0, s00q23a, s00q23b</w:t>
+              <w:t>s10q49, s10q48</w:t>
             </w:r>
           </w:p>
         </w:tc>
@@ -2375,7 +4355,7 @@
                 <w:i w:val="0"/>
                 <w:sz w:val="17"/>
               </w:rPr>
-              <w:t>La somme des quantités consommées (180 kg), des quantités offertes (0 kg),  des quantités vendus (0 kg) et des quantités en stock (620 kg) depasse la quantité totale (2 kg) que le ménage a eu après la recolte de Mil , prière de corriger cette incoherence.</w:t>
+              <w:t>L'entreprise vente de legumes a depensé en achat de matières premières pour les produits vendus (s10q49 different de 0) mais dit n'avoir réçu aucune somme sur la vente de produits transformés (s10q48 est égal à 0), prière de fournir de l'effort pour estimer le montant obtenu sur la vente vente de produits transformés.</w:t>
             </w:r>
           </w:p>
         </w:tc>
@@ -2408,7 +4388,7 @@
                 <w:i w:val="0"/>
                 <w:sz w:val="16"/>
               </w:rPr>
-              <w:t>S00</w:t>
+              <w:t>S10</w:t>
               <w:br/>
             </w:r>
             <w:r>
@@ -2418,7 +4398,7 @@
                 <w:color w:val="64748B"/>
                 <w:sz w:val="14"/>
               </w:rPr>
-              <w:t>Identification</w:t>
+              <w:t>Logement</w:t>
             </w:r>
           </w:p>
         </w:tc>
@@ -2434,7 +4414,7 @@
                 <w:color w:val="16A34A"/>
                 <w:sz w:val="16"/>
               </w:rPr>
-              <w:t>s00q07a, s00q08, s00q10, s00q13_0, s00q15_0, s00q17_0, s00q23a, s00q23b</w:t>
+              <w:t>—</w:t>
             </w:r>
           </w:p>
         </w:tc>
@@ -2465,7 +4445,7 @@
                 <w:i w:val="0"/>
                 <w:sz w:val="17"/>
               </w:rPr>
-              <w:t>Prière de renseigner toutes les informations du ménage dans la section 0 avant d'entamer les autres informations.</w:t>
+              <w:t>L'entreprise vente de legumes est généralement une entreprise commerciale ou de service dont elle ne depense pas en achat de matières premières.Elle ne transforme pas de produit donc ne peut pas obtenir un montant sur la vente des produits transformés (10.48 ou 10.49).</w:t>
             </w:r>
           </w:p>
         </w:tc>
@@ -2498,7 +4478,7 @@
                 <w:i w:val="0"/>
                 <w:sz w:val="16"/>
               </w:rPr>
-              <w:t>S00</w:t>
+              <w:t>S10</w:t>
               <w:br/>
             </w:r>
             <w:r>
@@ -2508,7 +4488,7 @@
                 <w:color w:val="64748B"/>
                 <w:sz w:val="14"/>
               </w:rPr>
-              <w:t>Identification</w:t>
+              <w:t>Logement</w:t>
             </w:r>
           </w:p>
         </w:tc>
@@ -2555,7 +4535,7 @@
                 <w:i w:val="0"/>
                 <w:sz w:val="17"/>
               </w:rPr>
-              <w:t>L'adresse ou la localisation du ménage doit être bien renseignée, ne doit pas contenir des numéros de téléphone et elle semble courte pour être une adresse.</w:t>
+              <w:t>Prière de mettre 0 pour ces questions si elles ne font pas de transformation.</w:t>
             </w:r>
           </w:p>
         </w:tc>
@@ -2588,7 +4568,7 @@
                 <w:i w:val="0"/>
                 <w:sz w:val="16"/>
               </w:rPr>
-              <w:t>S00</w:t>
+              <w:t>S10</w:t>
               <w:br/>
             </w:r>
             <w:r>
@@ -2598,7 +4578,7 @@
                 <w:color w:val="64748B"/>
                 <w:sz w:val="14"/>
               </w:rPr>
-              <w:t>Identification</w:t>
+              <w:t>Logement</w:t>
             </w:r>
           </w:p>
         </w:tc>
@@ -2645,7 +4625,7 @@
                 <w:i w:val="0"/>
                 <w:sz w:val="17"/>
               </w:rPr>
-              <w:t>Prière de renseigner la bonne adresse.Attention! Il manque des informations non renseignées dans la section 0, prière de regarder toutes les autres informations dans l'identification du ménage (IDENTIFICATION ET RENSEIGNEMENTS DE CONTROLE) ou dans OBSERVATIONS pour pouvoir renseigné toutes les questions liées au ménage.</w:t>
+              <w:t>L'entreprise vente de legumes n'est pas une entreprise de fabrication et pourtant vous avez renseigné soit renseigner la question 10.48 ou 10.49, si vous pensez qu'elle est une entreprise de fabrication prière de reprendre le classement de la nomenclature en 10.17a ou s'elle ne fait de fabrication merci de mettre 0 en 10.48 et 10.49.</w:t>
             </w:r>
           </w:p>
         </w:tc>
@@ -2678,7 +4658,7 @@
                 <w:i w:val="0"/>
                 <w:sz w:val="16"/>
               </w:rPr>
-              <w:t>S01</w:t>
+              <w:t>S10</w:t>
               <w:br/>
             </w:r>
             <w:r>
@@ -2688,7 +4668,7 @@
                 <w:color w:val="64748B"/>
                 <w:sz w:val="14"/>
               </w:rPr>
-              <w:t>Démographie</w:t>
+              <w:t>Logement</w:t>
             </w:r>
           </w:p>
         </w:tc>
@@ -2735,2347 +4715,7 @@
                 <w:i w:val="0"/>
                 <w:sz w:val="17"/>
               </w:rPr>
-              <w:t>Prière de verifier l'information donnée par DAME KA ou corriger au niveau de la section 1.</w:t>
-            </w:r>
-          </w:p>
-        </w:tc>
-      </w:tr>
-      <w:tr>
-        <w:tc>
-          <w:tcPr>
-            <w:tcW w:type="dxa" w:w="964"/>
-          </w:tcPr>
-          <w:p>
-            <w:r>
-              <w:rPr>
-                <w:b/>
-                <w:i w:val="0"/>
-                <w:color w:val="EA580C"/>
-                <w:sz w:val="16"/>
-              </w:rPr>
-              <w:t>Moyenne</w:t>
-            </w:r>
-          </w:p>
-        </w:tc>
-        <w:tc>
-          <w:tcPr>
-            <w:tcW w:type="dxa" w:w="1247"/>
-          </w:tcPr>
-          <w:p>
-            <w:r>
-              <w:rPr>
-                <w:b/>
-                <w:i w:val="0"/>
-                <w:sz w:val="16"/>
-              </w:rPr>
-              <w:t>S01</w:t>
-              <w:br/>
-            </w:r>
-            <w:r>
-              <w:rPr>
-                <w:b w:val="0"/>
-                <w:i w:val="0"/>
-                <w:color w:val="64748B"/>
-                <w:sz w:val="14"/>
-              </w:rPr>
-              <w:t>Démographie</w:t>
-            </w:r>
-          </w:p>
-        </w:tc>
-        <w:tc>
-          <w:tcPr>
-            <w:tcW w:type="dxa" w:w="1531"/>
-          </w:tcPr>
-          <w:p>
-            <w:r>
-              <w:rPr>
-                <w:b/>
-                <w:i w:val="0"/>
-                <w:color w:val="16A34A"/>
-                <w:sz w:val="16"/>
-              </w:rPr>
-              <w:t>s01q10_1</w:t>
-            </w:r>
-          </w:p>
-        </w:tc>
-        <w:tc>
-          <w:tcPr>
-            <w:tcW w:type="dxa" w:w="1191"/>
-          </w:tcPr>
-          <w:p>
-            <w:r>
-              <w:rPr>
-                <w:b w:val="0"/>
-                <w:i w:val="0"/>
-                <w:color w:val="64748B"/>
-                <w:sz w:val="16"/>
-              </w:rPr>
-              <w:t>GT-CQ</w:t>
-            </w:r>
-          </w:p>
-        </w:tc>
-        <w:tc>
-          <w:tcPr>
-            <w:tcW w:type="dxa" w:w="4706"/>
-          </w:tcPr>
-          <w:p>
-            <w:r>
-              <w:rPr>
-                <w:b w:val="0"/>
-                <w:i w:val="0"/>
-                <w:sz w:val="17"/>
-              </w:rPr>
-              <w:t>La taille du ménage lors de l'enquête principale (10) de ce ménage est inférieur à la taille du denombrement (12), prière de fournir des explications concrètes ou aller revisiter le ménage.</w:t>
-            </w:r>
-          </w:p>
-        </w:tc>
-      </w:tr>
-      <w:tr>
-        <w:tc>
-          <w:tcPr>
-            <w:tcW w:type="dxa" w:w="964"/>
-          </w:tcPr>
-          <w:p>
-            <w:r>
-              <w:rPr>
-                <w:b/>
-                <w:i w:val="0"/>
-                <w:color w:val="EA580C"/>
-                <w:sz w:val="16"/>
-              </w:rPr>
-              <w:t>Moyenne</w:t>
-            </w:r>
-          </w:p>
-        </w:tc>
-        <w:tc>
-          <w:tcPr>
-            <w:tcW w:type="dxa" w:w="1247"/>
-          </w:tcPr>
-          <w:p>
-            <w:r>
-              <w:rPr>
-                <w:b/>
-                <w:i w:val="0"/>
-                <w:sz w:val="16"/>
-              </w:rPr>
-              <w:t>S02</w:t>
-              <w:br/>
-            </w:r>
-            <w:r>
-              <w:rPr>
-                <w:b w:val="0"/>
-                <w:i w:val="0"/>
-                <w:color w:val="64748B"/>
-                <w:sz w:val="14"/>
-              </w:rPr>
-              <w:t>Éducation</w:t>
-            </w:r>
-          </w:p>
-        </w:tc>
-        <w:tc>
-          <w:tcPr>
-            <w:tcW w:type="dxa" w:w="1531"/>
-          </w:tcPr>
-          <w:p>
-            <w:r>
-              <w:rPr>
-                <w:b/>
-                <w:i w:val="0"/>
-                <w:color w:val="16A34A"/>
-                <w:sz w:val="16"/>
-              </w:rPr>
-              <w:t>—</w:t>
-            </w:r>
-          </w:p>
-        </w:tc>
-        <w:tc>
-          <w:tcPr>
-            <w:tcW w:type="dxa" w:w="1191"/>
-          </w:tcPr>
-          <w:p>
-            <w:r>
-              <w:rPr>
-                <w:b w:val="0"/>
-                <w:i w:val="0"/>
-                <w:color w:val="64748B"/>
-                <w:sz w:val="16"/>
-              </w:rPr>
-              <w:t>GT-CQ</w:t>
-            </w:r>
-          </w:p>
-        </w:tc>
-        <w:tc>
-          <w:tcPr>
-            <w:tcW w:type="dxa" w:w="4706"/>
-          </w:tcPr>
-          <w:p>
-            <w:r>
-              <w:rPr>
-                <w:b w:val="0"/>
-                <w:i w:val="0"/>
-                <w:sz w:val="17"/>
-              </w:rPr>
-              <w:t>veuillez, s'il vous plait, confirmer les frais de scolarité ( 5000 FCFA) payée de BINETA DIALLO ka avec le QG ou apporter les corrections nécessaires.</w:t>
-            </w:r>
-          </w:p>
-        </w:tc>
-      </w:tr>
-      <w:tr>
-        <w:tc>
-          <w:tcPr>
-            <w:tcW w:type="dxa" w:w="964"/>
-          </w:tcPr>
-          <w:p>
-            <w:r>
-              <w:rPr>
-                <w:b/>
-                <w:i w:val="0"/>
-                <w:color w:val="EA580C"/>
-                <w:sz w:val="16"/>
-              </w:rPr>
-              <w:t>Moyenne</w:t>
-            </w:r>
-          </w:p>
-        </w:tc>
-        <w:tc>
-          <w:tcPr>
-            <w:tcW w:type="dxa" w:w="1247"/>
-          </w:tcPr>
-          <w:p>
-            <w:r>
-              <w:rPr>
-                <w:b/>
-                <w:i w:val="0"/>
-                <w:sz w:val="16"/>
-              </w:rPr>
-              <w:t>S02</w:t>
-              <w:br/>
-            </w:r>
-            <w:r>
-              <w:rPr>
-                <w:b w:val="0"/>
-                <w:i w:val="0"/>
-                <w:color w:val="64748B"/>
-                <w:sz w:val="14"/>
-              </w:rPr>
-              <w:t>Éducation</w:t>
-            </w:r>
-          </w:p>
-        </w:tc>
-        <w:tc>
-          <w:tcPr>
-            <w:tcW w:type="dxa" w:w="1531"/>
-          </w:tcPr>
-          <w:p>
-            <w:r>
-              <w:rPr>
-                <w:b/>
-                <w:i w:val="0"/>
-                <w:color w:val="16A34A"/>
-                <w:sz w:val="16"/>
-              </w:rPr>
-              <w:t>s01q63, s00q04, s02q25, s01q00b, s02q17_2, s02q15_2</w:t>
-            </w:r>
-          </w:p>
-        </w:tc>
-        <w:tc>
-          <w:tcPr>
-            <w:tcW w:type="dxa" w:w="1191"/>
-          </w:tcPr>
-          <w:p>
-            <w:r>
-              <w:rPr>
-                <w:b w:val="0"/>
-                <w:i w:val="0"/>
-                <w:color w:val="64748B"/>
-                <w:sz w:val="16"/>
-              </w:rPr>
-              <w:t>GT-CQ</w:t>
-            </w:r>
-          </w:p>
-        </w:tc>
-        <w:tc>
-          <w:tcPr>
-            <w:tcW w:type="dxa" w:w="4706"/>
-          </w:tcPr>
-          <w:p>
-            <w:r>
-              <w:rPr>
-                <w:b w:val="0"/>
-                <w:i w:val="0"/>
-                <w:sz w:val="17"/>
-              </w:rPr>
-              <w:t>Dans les milieux urbains c'est peu probable de voir une école dont les élèves ou étudiants ne dépensent pas en frais d'uniformes, prière de verifier pour BINETA DIALLO ka qui fréquente 1ére année de Secondaire 1 (Moyen) Général et corriger ou confirmer avec le QG.</w:t>
-            </w:r>
-          </w:p>
-        </w:tc>
-      </w:tr>
-      <w:tr>
-        <w:tc>
-          <w:tcPr>
-            <w:tcW w:type="dxa" w:w="964"/>
-          </w:tcPr>
-          <w:p>
-            <w:r>
-              <w:rPr>
-                <w:b/>
-                <w:i w:val="0"/>
-                <w:color w:val="EA580C"/>
-                <w:sz w:val="16"/>
-              </w:rPr>
-              <w:t>Moyenne</w:t>
-            </w:r>
-          </w:p>
-        </w:tc>
-        <w:tc>
-          <w:tcPr>
-            <w:tcW w:type="dxa" w:w="1247"/>
-          </w:tcPr>
-          <w:p>
-            <w:r>
-              <w:rPr>
-                <w:b/>
-                <w:i w:val="0"/>
-                <w:sz w:val="16"/>
-              </w:rPr>
-              <w:t>S02</w:t>
-              <w:br/>
-            </w:r>
-            <w:r>
-              <w:rPr>
-                <w:b w:val="0"/>
-                <w:i w:val="0"/>
-                <w:color w:val="64748B"/>
-                <w:sz w:val="14"/>
-              </w:rPr>
-              <w:t>Éducation</w:t>
-            </w:r>
-          </w:p>
-        </w:tc>
-        <w:tc>
-          <w:tcPr>
-            <w:tcW w:type="dxa" w:w="1531"/>
-          </w:tcPr>
-          <w:p>
-            <w:r>
-              <w:rPr>
-                <w:b/>
-                <w:i w:val="0"/>
-                <w:color w:val="16A34A"/>
-                <w:sz w:val="16"/>
-              </w:rPr>
-              <w:t>—</w:t>
-            </w:r>
-          </w:p>
-        </w:tc>
-        <w:tc>
-          <w:tcPr>
-            <w:tcW w:type="dxa" w:w="1191"/>
-          </w:tcPr>
-          <w:p>
-            <w:r>
-              <w:rPr>
-                <w:b w:val="0"/>
-                <w:i w:val="0"/>
-                <w:color w:val="64748B"/>
-                <w:sz w:val="16"/>
-              </w:rPr>
-              <w:t>GT-CQ</w:t>
-            </w:r>
-          </w:p>
-        </w:tc>
-        <w:tc>
-          <w:tcPr>
-            <w:tcW w:type="dxa" w:w="4706"/>
-          </w:tcPr>
-          <w:p>
-            <w:r>
-              <w:rPr>
-                <w:b w:val="0"/>
-                <w:i w:val="0"/>
-                <w:sz w:val="17"/>
-              </w:rPr>
-              <w:t>veuillez, s'il vous plait, confirmer les frais de scolarité ( 5000 FCFA) payée de KHADIDIATOU ka avec le QG ou apporter les corrections nécessaires.</w:t>
-            </w:r>
-          </w:p>
-        </w:tc>
-      </w:tr>
-      <w:tr>
-        <w:tc>
-          <w:tcPr>
-            <w:tcW w:type="dxa" w:w="964"/>
-          </w:tcPr>
-          <w:p>
-            <w:r>
-              <w:rPr>
-                <w:b/>
-                <w:i w:val="0"/>
-                <w:color w:val="EA580C"/>
-                <w:sz w:val="16"/>
-              </w:rPr>
-              <w:t>Moyenne</w:t>
-            </w:r>
-          </w:p>
-        </w:tc>
-        <w:tc>
-          <w:tcPr>
-            <w:tcW w:type="dxa" w:w="1247"/>
-          </w:tcPr>
-          <w:p>
-            <w:r>
-              <w:rPr>
-                <w:b/>
-                <w:i w:val="0"/>
-                <w:sz w:val="16"/>
-              </w:rPr>
-              <w:t>S02</w:t>
-              <w:br/>
-            </w:r>
-            <w:r>
-              <w:rPr>
-                <w:b w:val="0"/>
-                <w:i w:val="0"/>
-                <w:color w:val="64748B"/>
-                <w:sz w:val="14"/>
-              </w:rPr>
-              <w:t>Éducation</w:t>
-            </w:r>
-          </w:p>
-        </w:tc>
-        <w:tc>
-          <w:tcPr>
-            <w:tcW w:type="dxa" w:w="1531"/>
-          </w:tcPr>
-          <w:p>
-            <w:r>
-              <w:rPr>
-                <w:b/>
-                <w:i w:val="0"/>
-                <w:color w:val="16A34A"/>
-                <w:sz w:val="16"/>
-              </w:rPr>
-              <w:t>—</w:t>
-            </w:r>
-          </w:p>
-        </w:tc>
-        <w:tc>
-          <w:tcPr>
-            <w:tcW w:type="dxa" w:w="1191"/>
-          </w:tcPr>
-          <w:p>
-            <w:r>
-              <w:rPr>
-                <w:b w:val="0"/>
-                <w:i w:val="0"/>
-                <w:color w:val="64748B"/>
-                <w:sz w:val="16"/>
-              </w:rPr>
-              <w:t>GT-CQ</w:t>
-            </w:r>
-          </w:p>
-        </w:tc>
-        <w:tc>
-          <w:tcPr>
-            <w:tcW w:type="dxa" w:w="4706"/>
-          </w:tcPr>
-          <w:p>
-            <w:r>
-              <w:rPr>
-                <w:b w:val="0"/>
-                <w:i w:val="0"/>
-                <w:sz w:val="17"/>
-              </w:rPr>
-              <w:t>Attention!!! le montant payé de KHADIDIATOU ka pour la cotisation est de 400 FCFA qui semble faible.</w:t>
-            </w:r>
-          </w:p>
-        </w:tc>
-      </w:tr>
-      <w:tr>
-        <w:tc>
-          <w:tcPr>
-            <w:tcW w:type="dxa" w:w="964"/>
-          </w:tcPr>
-          <w:p>
-            <w:r>
-              <w:rPr>
-                <w:b/>
-                <w:i w:val="0"/>
-                <w:color w:val="EA580C"/>
-                <w:sz w:val="16"/>
-              </w:rPr>
-              <w:t>Moyenne</w:t>
-            </w:r>
-          </w:p>
-        </w:tc>
-        <w:tc>
-          <w:tcPr>
-            <w:tcW w:type="dxa" w:w="1247"/>
-          </w:tcPr>
-          <w:p>
-            <w:r>
-              <w:rPr>
-                <w:b/>
-                <w:i w:val="0"/>
-                <w:sz w:val="16"/>
-              </w:rPr>
-              <w:t>S02</w:t>
-              <w:br/>
-            </w:r>
-            <w:r>
-              <w:rPr>
-                <w:b w:val="0"/>
-                <w:i w:val="0"/>
-                <w:color w:val="64748B"/>
-                <w:sz w:val="14"/>
-              </w:rPr>
-              <w:t>Éducation</w:t>
-            </w:r>
-          </w:p>
-        </w:tc>
-        <w:tc>
-          <w:tcPr>
-            <w:tcW w:type="dxa" w:w="1531"/>
-          </w:tcPr>
-          <w:p>
-            <w:r>
-              <w:rPr>
-                <w:b/>
-                <w:i w:val="0"/>
-                <w:color w:val="16A34A"/>
-                <w:sz w:val="16"/>
-              </w:rPr>
-              <w:t>—</w:t>
-            </w:r>
-          </w:p>
-        </w:tc>
-        <w:tc>
-          <w:tcPr>
-            <w:tcW w:type="dxa" w:w="1191"/>
-          </w:tcPr>
-          <w:p>
-            <w:r>
-              <w:rPr>
-                <w:b w:val="0"/>
-                <w:i w:val="0"/>
-                <w:color w:val="64748B"/>
-                <w:sz w:val="16"/>
-              </w:rPr>
-              <w:t>GT-CQ</w:t>
-            </w:r>
-          </w:p>
-        </w:tc>
-        <w:tc>
-          <w:tcPr>
-            <w:tcW w:type="dxa" w:w="4706"/>
-          </w:tcPr>
-          <w:p>
-            <w:r>
-              <w:rPr>
-                <w:b w:val="0"/>
-                <w:i w:val="0"/>
-                <w:sz w:val="17"/>
-              </w:rPr>
-              <w:t>Veuillez verifier cette information auprès de l'enquêté ou confirmer avec le QG.</w:t>
-            </w:r>
-          </w:p>
-        </w:tc>
-      </w:tr>
-      <w:tr>
-        <w:tc>
-          <w:tcPr>
-            <w:tcW w:type="dxa" w:w="964"/>
-          </w:tcPr>
-          <w:p>
-            <w:r>
-              <w:rPr>
-                <w:b/>
-                <w:i w:val="0"/>
-                <w:color w:val="EA580C"/>
-                <w:sz w:val="16"/>
-              </w:rPr>
-              <w:t>Moyenne</w:t>
-            </w:r>
-          </w:p>
-        </w:tc>
-        <w:tc>
-          <w:tcPr>
-            <w:tcW w:type="dxa" w:w="1247"/>
-          </w:tcPr>
-          <w:p>
-            <w:r>
-              <w:rPr>
-                <w:b/>
-                <w:i w:val="0"/>
-                <w:sz w:val="16"/>
-              </w:rPr>
-              <w:t>S02</w:t>
-              <w:br/>
-            </w:r>
-            <w:r>
-              <w:rPr>
-                <w:b w:val="0"/>
-                <w:i w:val="0"/>
-                <w:color w:val="64748B"/>
-                <w:sz w:val="14"/>
-              </w:rPr>
-              <w:t>Éducation</w:t>
-            </w:r>
-          </w:p>
-        </w:tc>
-        <w:tc>
-          <w:tcPr>
-            <w:tcW w:type="dxa" w:w="1531"/>
-          </w:tcPr>
-          <w:p>
-            <w:r>
-              <w:rPr>
-                <w:b/>
-                <w:i w:val="0"/>
-                <w:color w:val="16A34A"/>
-                <w:sz w:val="16"/>
-              </w:rPr>
-              <w:t>—</w:t>
-            </w:r>
-          </w:p>
-        </w:tc>
-        <w:tc>
-          <w:tcPr>
-            <w:tcW w:type="dxa" w:w="1191"/>
-          </w:tcPr>
-          <w:p>
-            <w:r>
-              <w:rPr>
-                <w:b w:val="0"/>
-                <w:i w:val="0"/>
-                <w:color w:val="64748B"/>
-                <w:sz w:val="16"/>
-              </w:rPr>
-              <w:t>GT-CQ</w:t>
-            </w:r>
-          </w:p>
-        </w:tc>
-        <w:tc>
-          <w:tcPr>
-            <w:tcW w:type="dxa" w:w="4706"/>
-          </w:tcPr>
-          <w:p>
-            <w:r>
-              <w:rPr>
-                <w:b w:val="0"/>
-                <w:i w:val="0"/>
-                <w:sz w:val="17"/>
-              </w:rPr>
-              <w:t>Prière de vous adresser à DAME KA pour avoir l'année exacte.</w:t>
-            </w:r>
-          </w:p>
-        </w:tc>
-      </w:tr>
-      <w:tr>
-        <w:tc>
-          <w:tcPr>
-            <w:tcW w:type="dxa" w:w="964"/>
-          </w:tcPr>
-          <w:p>
-            <w:r>
-              <w:rPr>
-                <w:b/>
-                <w:i w:val="0"/>
-                <w:color w:val="EA580C"/>
-                <w:sz w:val="16"/>
-              </w:rPr>
-              <w:t>Moyenne</w:t>
-            </w:r>
-          </w:p>
-        </w:tc>
-        <w:tc>
-          <w:tcPr>
-            <w:tcW w:type="dxa" w:w="1247"/>
-          </w:tcPr>
-          <w:p>
-            <w:r>
-              <w:rPr>
-                <w:b/>
-                <w:i w:val="0"/>
-                <w:sz w:val="16"/>
-              </w:rPr>
-              <w:t>S04</w:t>
-              <w:br/>
-            </w:r>
-            <w:r>
-              <w:rPr>
-                <w:b w:val="0"/>
-                <w:i w:val="0"/>
-                <w:color w:val="64748B"/>
-                <w:sz w:val="14"/>
-              </w:rPr>
-              <w:t>Emploi</w:t>
-            </w:r>
-          </w:p>
-        </w:tc>
-        <w:tc>
-          <w:tcPr>
-            <w:tcW w:type="dxa" w:w="1531"/>
-          </w:tcPr>
-          <w:p>
-            <w:r>
-              <w:rPr>
-                <w:b/>
-                <w:i w:val="0"/>
-                <w:color w:val="16A34A"/>
-                <w:sz w:val="16"/>
-              </w:rPr>
-              <w:t>s00q07a, s00q08, s00q10, s00q13_0, s00q15_0, s00q17_0, s00q23a, s00q23b</w:t>
-            </w:r>
-          </w:p>
-        </w:tc>
-        <w:tc>
-          <w:tcPr>
-            <w:tcW w:type="dxa" w:w="1191"/>
-          </w:tcPr>
-          <w:p>
-            <w:r>
-              <w:rPr>
-                <w:b w:val="0"/>
-                <w:i w:val="0"/>
-                <w:color w:val="64748B"/>
-                <w:sz w:val="16"/>
-              </w:rPr>
-              <w:t>GT-CQ</w:t>
-            </w:r>
-          </w:p>
-        </w:tc>
-        <w:tc>
-          <w:tcPr>
-            <w:tcW w:type="dxa" w:w="4706"/>
-          </w:tcPr>
-          <w:p>
-            <w:r>
-              <w:rPr>
-                <w:b w:val="0"/>
-                <w:i w:val="0"/>
-                <w:sz w:val="17"/>
-              </w:rPr>
-              <w:t>Prière de changer la branche d'activité KHADIDIATOU ka, les cultivateurs dont leurs cultures est principalement destiné à la consommation du ménage sont des (Agriculteurs, subsistances) et ceux qui le font avec l'élevage sont des (Agriculteurs et eleveurs, subsistances).</w:t>
-            </w:r>
-          </w:p>
-        </w:tc>
-      </w:tr>
-      <w:tr>
-        <w:tc>
-          <w:tcPr>
-            <w:tcW w:type="dxa" w:w="964"/>
-          </w:tcPr>
-          <w:p>
-            <w:r>
-              <w:rPr>
-                <w:b/>
-                <w:i w:val="0"/>
-                <w:color w:val="EA580C"/>
-                <w:sz w:val="16"/>
-              </w:rPr>
-              <w:t>Moyenne</w:t>
-            </w:r>
-          </w:p>
-        </w:tc>
-        <w:tc>
-          <w:tcPr>
-            <w:tcW w:type="dxa" w:w="1247"/>
-          </w:tcPr>
-          <w:p>
-            <w:r>
-              <w:rPr>
-                <w:b/>
-                <w:i w:val="0"/>
-                <w:sz w:val="16"/>
-              </w:rPr>
-              <w:t>S04</w:t>
-              <w:br/>
-            </w:r>
-            <w:r>
-              <w:rPr>
-                <w:b w:val="0"/>
-                <w:i w:val="0"/>
-                <w:color w:val="64748B"/>
-                <w:sz w:val="14"/>
-              </w:rPr>
-              <w:t>Emploi</w:t>
-            </w:r>
-          </w:p>
-        </w:tc>
-        <w:tc>
-          <w:tcPr>
-            <w:tcW w:type="dxa" w:w="1531"/>
-          </w:tcPr>
-          <w:p>
-            <w:r>
-              <w:rPr>
-                <w:b/>
-                <w:i w:val="0"/>
-                <w:color w:val="16A34A"/>
-                <w:sz w:val="16"/>
-              </w:rPr>
-              <w:t>s01q35, s01q36, s01q37, s02q04, s02q15, s03q13, s03q14, s03q15</w:t>
-            </w:r>
-          </w:p>
-        </w:tc>
-        <w:tc>
-          <w:tcPr>
-            <w:tcW w:type="dxa" w:w="1191"/>
-          </w:tcPr>
-          <w:p>
-            <w:r>
-              <w:rPr>
-                <w:b w:val="0"/>
-                <w:i w:val="0"/>
-                <w:color w:val="64748B"/>
-                <w:sz w:val="16"/>
-              </w:rPr>
-              <w:t>GT-CQ</w:t>
-            </w:r>
-          </w:p>
-        </w:tc>
-        <w:tc>
-          <w:tcPr>
-            <w:tcW w:type="dxa" w:w="4706"/>
-          </w:tcPr>
-          <w:p>
-            <w:r>
-              <w:rPr>
-                <w:b w:val="0"/>
-                <w:i w:val="0"/>
-                <w:sz w:val="17"/>
-              </w:rPr>
-              <w:t>Nombre de mois exercé  (3 mois) par KHADIDIATOU ka dans l'emploi au cours des 12 derniers mois semble faible, veuillez corriger s'il vous plait ou comfirmer avec le QG.</w:t>
-            </w:r>
-          </w:p>
-        </w:tc>
-      </w:tr>
-      <w:tr>
-        <w:tc>
-          <w:tcPr>
-            <w:tcW w:type="dxa" w:w="964"/>
-          </w:tcPr>
-          <w:p>
-            <w:r>
-              <w:rPr>
-                <w:b/>
-                <w:i w:val="0"/>
-                <w:color w:val="EA580C"/>
-                <w:sz w:val="16"/>
-              </w:rPr>
-              <w:t>Moyenne</w:t>
-            </w:r>
-          </w:p>
-        </w:tc>
-        <w:tc>
-          <w:tcPr>
-            <w:tcW w:type="dxa" w:w="1247"/>
-          </w:tcPr>
-          <w:p>
-            <w:r>
-              <w:rPr>
-                <w:b/>
-                <w:i w:val="0"/>
-                <w:sz w:val="16"/>
-              </w:rPr>
-              <w:t>S04</w:t>
-              <w:br/>
-            </w:r>
-            <w:r>
-              <w:rPr>
-                <w:b w:val="0"/>
-                <w:i w:val="0"/>
-                <w:color w:val="64748B"/>
-                <w:sz w:val="14"/>
-              </w:rPr>
-              <w:t>Emploi</w:t>
-            </w:r>
-          </w:p>
-        </w:tc>
-        <w:tc>
-          <w:tcPr>
-            <w:tcW w:type="dxa" w:w="1531"/>
-          </w:tcPr>
-          <w:p>
-            <w:r>
-              <w:rPr>
-                <w:b/>
-                <w:i w:val="0"/>
-                <w:color w:val="16A34A"/>
-                <w:sz w:val="16"/>
-              </w:rPr>
-              <w:t>s00q07a, s00q08, s00q10, s00q13_0, s00q15_0, s00q17_0, s00q23a, s00q23b</w:t>
-            </w:r>
-          </w:p>
-        </w:tc>
-        <w:tc>
-          <w:tcPr>
-            <w:tcW w:type="dxa" w:w="1191"/>
-          </w:tcPr>
-          <w:p>
-            <w:r>
-              <w:rPr>
-                <w:b w:val="0"/>
-                <w:i w:val="0"/>
-                <w:color w:val="64748B"/>
-                <w:sz w:val="16"/>
-              </w:rPr>
-              <w:t>GT-CQ</w:t>
-            </w:r>
-          </w:p>
-        </w:tc>
-        <w:tc>
-          <w:tcPr>
-            <w:tcW w:type="dxa" w:w="4706"/>
-          </w:tcPr>
-          <w:p>
-            <w:r>
-              <w:rPr>
-                <w:b w:val="0"/>
-                <w:i w:val="0"/>
-                <w:sz w:val="17"/>
-              </w:rPr>
-              <w:t>Prière de changer la branche d'activité aissatou ka, les cultivateurs dont leurs cultures est principalement destiné à la consommation du ménage sont des (Agriculteurs, subsistances) et ceux qui le font avec l'élevage sont des (Agriculteurs et eleveurs, subsistances).</w:t>
-            </w:r>
-          </w:p>
-        </w:tc>
-      </w:tr>
-      <w:tr>
-        <w:tc>
-          <w:tcPr>
-            <w:tcW w:type="dxa" w:w="964"/>
-          </w:tcPr>
-          <w:p>
-            <w:r>
-              <w:rPr>
-                <w:b/>
-                <w:i w:val="0"/>
-                <w:color w:val="EA580C"/>
-                <w:sz w:val="16"/>
-              </w:rPr>
-              <w:t>Moyenne</w:t>
-            </w:r>
-          </w:p>
-        </w:tc>
-        <w:tc>
-          <w:tcPr>
-            <w:tcW w:type="dxa" w:w="1247"/>
-          </w:tcPr>
-          <w:p>
-            <w:r>
-              <w:rPr>
-                <w:b/>
-                <w:i w:val="0"/>
-                <w:sz w:val="16"/>
-              </w:rPr>
-              <w:t>S04</w:t>
-              <w:br/>
-            </w:r>
-            <w:r>
-              <w:rPr>
-                <w:b w:val="0"/>
-                <w:i w:val="0"/>
-                <w:color w:val="64748B"/>
-                <w:sz w:val="14"/>
-              </w:rPr>
-              <w:t>Emploi</w:t>
-            </w:r>
-          </w:p>
-        </w:tc>
-        <w:tc>
-          <w:tcPr>
-            <w:tcW w:type="dxa" w:w="1531"/>
-          </w:tcPr>
-          <w:p>
-            <w:r>
-              <w:rPr>
-                <w:b/>
-                <w:i w:val="0"/>
-                <w:color w:val="16A34A"/>
-                <w:sz w:val="16"/>
-              </w:rPr>
-              <w:t>s01q35, s01q36, s01q37, s02q04, s02q15, s03q13, s03q14, s03q15</w:t>
-            </w:r>
-          </w:p>
-        </w:tc>
-        <w:tc>
-          <w:tcPr>
-            <w:tcW w:type="dxa" w:w="1191"/>
-          </w:tcPr>
-          <w:p>
-            <w:r>
-              <w:rPr>
-                <w:b w:val="0"/>
-                <w:i w:val="0"/>
-                <w:color w:val="64748B"/>
-                <w:sz w:val="16"/>
-              </w:rPr>
-              <w:t>GT-CQ</w:t>
-            </w:r>
-          </w:p>
-        </w:tc>
-        <w:tc>
-          <w:tcPr>
-            <w:tcW w:type="dxa" w:w="4706"/>
-          </w:tcPr>
-          <w:p>
-            <w:r>
-              <w:rPr>
-                <w:b w:val="0"/>
-                <w:i w:val="0"/>
-                <w:sz w:val="17"/>
-              </w:rPr>
-              <w:t>Nombre de mois exercé  (3 mois) par aissatou ka dans l'emploi au cours des 12 derniers mois semble faible, veuillez corriger s'il vous plait ou comfirmer avec le QG.</w:t>
-            </w:r>
-          </w:p>
-        </w:tc>
-      </w:tr>
-      <w:tr>
-        <w:tc>
-          <w:tcPr>
-            <w:tcW w:type="dxa" w:w="964"/>
-          </w:tcPr>
-          <w:p>
-            <w:r>
-              <w:rPr>
-                <w:b/>
-                <w:i w:val="0"/>
-                <w:color w:val="EA580C"/>
-                <w:sz w:val="16"/>
-              </w:rPr>
-              <w:t>Moyenne</w:t>
-            </w:r>
-          </w:p>
-        </w:tc>
-        <w:tc>
-          <w:tcPr>
-            <w:tcW w:type="dxa" w:w="1247"/>
-          </w:tcPr>
-          <w:p>
-            <w:r>
-              <w:rPr>
-                <w:b/>
-                <w:i w:val="0"/>
-                <w:sz w:val="16"/>
-              </w:rPr>
-              <w:t>S07</w:t>
-              <w:br/>
-            </w:r>
-            <w:r>
-              <w:rPr>
-                <w:b w:val="0"/>
-                <w:i w:val="0"/>
-                <w:color w:val="64748B"/>
-                <w:sz w:val="14"/>
-              </w:rPr>
-              <w:t>Consommation alimentaire</w:t>
-            </w:r>
-          </w:p>
-        </w:tc>
-        <w:tc>
-          <w:tcPr>
-            <w:tcW w:type="dxa" w:w="1531"/>
-          </w:tcPr>
-          <w:p>
-            <w:r>
-              <w:rPr>
-                <w:b/>
-                <w:i w:val="0"/>
-                <w:color w:val="16A34A"/>
-                <w:sz w:val="16"/>
-              </w:rPr>
-              <w:t>s00q08, s01q35, s01q36, s01q37, s02q01__3, s02q02__3, s03q21, s04q22</w:t>
-            </w:r>
-          </w:p>
-        </w:tc>
-        <w:tc>
-          <w:tcPr>
-            <w:tcW w:type="dxa" w:w="1191"/>
-          </w:tcPr>
-          <w:p>
-            <w:r>
-              <w:rPr>
-                <w:b w:val="0"/>
-                <w:i w:val="0"/>
-                <w:color w:val="64748B"/>
-                <w:sz w:val="16"/>
-              </w:rPr>
-              <w:t>GT-CQ</w:t>
-            </w:r>
-          </w:p>
-        </w:tc>
-        <w:tc>
-          <w:tcPr>
-            <w:tcW w:type="dxa" w:w="4706"/>
-          </w:tcPr>
-          <w:p>
-            <w:r>
-              <w:rPr>
-                <w:b w:val="0"/>
-                <w:i w:val="0"/>
-                <w:sz w:val="17"/>
-              </w:rPr>
-              <w:t>Attention ! Au moins une des informations prises au niveau des repas pris à l'extérieur pour l'ensemble du ménage (7a1) et celui pris par les membres individuellement sont identiques (7a2), prière de regarder toutes les informations prises au niveau de 7a1 si vous n'avez pas recondu une information d'un membre au niveau de 7a2.</w:t>
-            </w:r>
-          </w:p>
-        </w:tc>
-      </w:tr>
-      <w:tr>
-        <w:tc>
-          <w:tcPr>
-            <w:tcW w:type="dxa" w:w="964"/>
-          </w:tcPr>
-          <w:p>
-            <w:r>
-              <w:rPr>
-                <w:b/>
-                <w:i w:val="0"/>
-                <w:color w:val="EA580C"/>
-                <w:sz w:val="16"/>
-              </w:rPr>
-              <w:t>Moyenne</w:t>
-            </w:r>
-          </w:p>
-        </w:tc>
-        <w:tc>
-          <w:tcPr>
-            <w:tcW w:type="dxa" w:w="1247"/>
-          </w:tcPr>
-          <w:p>
-            <w:r>
-              <w:rPr>
-                <w:b/>
-                <w:i w:val="0"/>
-                <w:sz w:val="16"/>
-              </w:rPr>
-              <w:t>S07</w:t>
-              <w:br/>
-            </w:r>
-            <w:r>
-              <w:rPr>
-                <w:b w:val="0"/>
-                <w:i w:val="0"/>
-                <w:color w:val="64748B"/>
-                <w:sz w:val="14"/>
-              </w:rPr>
-              <w:t>Consommation alimentaire</w:t>
-            </w:r>
-          </w:p>
-        </w:tc>
-        <w:tc>
-          <w:tcPr>
-            <w:tcW w:type="dxa" w:w="1531"/>
-          </w:tcPr>
-          <w:p>
-            <w:r>
-              <w:rPr>
-                <w:b/>
-                <w:i w:val="0"/>
-                <w:color w:val="16A34A"/>
-                <w:sz w:val="16"/>
-              </w:rPr>
-              <w:t>—</w:t>
-            </w:r>
-          </w:p>
-        </w:tc>
-        <w:tc>
-          <w:tcPr>
-            <w:tcW w:type="dxa" w:w="1191"/>
-          </w:tcPr>
-          <w:p>
-            <w:r>
-              <w:rPr>
-                <w:b w:val="0"/>
-                <w:i w:val="0"/>
-                <w:color w:val="64748B"/>
-                <w:sz w:val="16"/>
-              </w:rPr>
-              <w:t>GT-CQ</w:t>
-            </w:r>
-          </w:p>
-        </w:tc>
-        <w:tc>
-          <w:tcPr>
-            <w:tcW w:type="dxa" w:w="4706"/>
-          </w:tcPr>
-          <w:p>
-            <w:r>
-              <w:rPr>
-                <w:b w:val="0"/>
-                <w:i w:val="0"/>
-                <w:sz w:val="17"/>
-              </w:rPr>
-              <w:t>Attention ! Le prix unitaire d'achat (150 Fcfa) de Poireau/ oignon vert en Tas (Petit) est relativement élevé par rapport aux autres prix observés dans cette zone.</w:t>
-            </w:r>
-          </w:p>
-        </w:tc>
-      </w:tr>
-      <w:tr>
-        <w:tc>
-          <w:tcPr>
-            <w:tcW w:type="dxa" w:w="964"/>
-          </w:tcPr>
-          <w:p>
-            <w:r>
-              <w:rPr>
-                <w:b/>
-                <w:i w:val="0"/>
-                <w:color w:val="EA580C"/>
-                <w:sz w:val="16"/>
-              </w:rPr>
-              <w:t>Moyenne</w:t>
-            </w:r>
-          </w:p>
-        </w:tc>
-        <w:tc>
-          <w:tcPr>
-            <w:tcW w:type="dxa" w:w="1247"/>
-          </w:tcPr>
-          <w:p>
-            <w:r>
-              <w:rPr>
-                <w:b/>
-                <w:i w:val="0"/>
-                <w:sz w:val="16"/>
-              </w:rPr>
-              <w:t>S07</w:t>
-              <w:br/>
-            </w:r>
-            <w:r>
-              <w:rPr>
-                <w:b w:val="0"/>
-                <w:i w:val="0"/>
-                <w:color w:val="64748B"/>
-                <w:sz w:val="14"/>
-              </w:rPr>
-              <w:t>Consommation alimentaire</w:t>
-            </w:r>
-          </w:p>
-        </w:tc>
-        <w:tc>
-          <w:tcPr>
-            <w:tcW w:type="dxa" w:w="1531"/>
-          </w:tcPr>
-          <w:p>
-            <w:r>
-              <w:rPr>
-                <w:b/>
-                <w:i w:val="0"/>
-                <w:color w:val="16A34A"/>
-                <w:sz w:val="16"/>
-              </w:rPr>
-              <w:t>—</w:t>
-            </w:r>
-          </w:p>
-        </w:tc>
-        <w:tc>
-          <w:tcPr>
-            <w:tcW w:type="dxa" w:w="1191"/>
-          </w:tcPr>
-          <w:p>
-            <w:r>
-              <w:rPr>
-                <w:b w:val="0"/>
-                <w:i w:val="0"/>
-                <w:color w:val="64748B"/>
-                <w:sz w:val="16"/>
-              </w:rPr>
-              <w:t>GT-CQ</w:t>
-            </w:r>
-          </w:p>
-        </w:tc>
-        <w:tc>
-          <w:tcPr>
-            <w:tcW w:type="dxa" w:w="4706"/>
-          </w:tcPr>
-          <w:p>
-            <w:r>
-              <w:rPr>
-                <w:b w:val="0"/>
-                <w:i w:val="0"/>
-                <w:sz w:val="17"/>
-              </w:rPr>
-              <w:t>Prière de corriger ou de confirmer avec le QG.</w:t>
-            </w:r>
-          </w:p>
-        </w:tc>
-      </w:tr>
-      <w:tr>
-        <w:tc>
-          <w:tcPr>
-            <w:tcW w:type="dxa" w:w="964"/>
-          </w:tcPr>
-          <w:p>
-            <w:r>
-              <w:rPr>
-                <w:b/>
-                <w:i w:val="0"/>
-                <w:color w:val="EA580C"/>
-                <w:sz w:val="16"/>
-              </w:rPr>
-              <w:t>Moyenne</w:t>
-            </w:r>
-          </w:p>
-        </w:tc>
-        <w:tc>
-          <w:tcPr>
-            <w:tcW w:type="dxa" w:w="1247"/>
-          </w:tcPr>
-          <w:p>
-            <w:r>
-              <w:rPr>
-                <w:b/>
-                <w:i w:val="0"/>
-                <w:sz w:val="16"/>
-              </w:rPr>
-              <w:t>S07</w:t>
-              <w:br/>
-            </w:r>
-            <w:r>
-              <w:rPr>
-                <w:b w:val="0"/>
-                <w:i w:val="0"/>
-                <w:color w:val="64748B"/>
-                <w:sz w:val="14"/>
-              </w:rPr>
-              <w:t>Consommation alimentaire</w:t>
-            </w:r>
-          </w:p>
-        </w:tc>
-        <w:tc>
-          <w:tcPr>
-            <w:tcW w:type="dxa" w:w="1531"/>
-          </w:tcPr>
-          <w:p>
-            <w:r>
-              <w:rPr>
-                <w:b/>
-                <w:i w:val="0"/>
-                <w:color w:val="16A34A"/>
-                <w:sz w:val="16"/>
-              </w:rPr>
-              <w:t>—</w:t>
-            </w:r>
-          </w:p>
-        </w:tc>
-        <w:tc>
-          <w:tcPr>
-            <w:tcW w:type="dxa" w:w="1191"/>
-          </w:tcPr>
-          <w:p>
-            <w:r>
-              <w:rPr>
-                <w:b w:val="0"/>
-                <w:i w:val="0"/>
-                <w:color w:val="64748B"/>
-                <w:sz w:val="16"/>
-              </w:rPr>
-              <w:t>GT-CQ</w:t>
-            </w:r>
-          </w:p>
-        </w:tc>
-        <w:tc>
-          <w:tcPr>
-            <w:tcW w:type="dxa" w:w="4706"/>
-          </w:tcPr>
-          <w:p>
-            <w:r>
-              <w:rPr>
-                <w:b w:val="0"/>
-                <w:i w:val="0"/>
-                <w:sz w:val="17"/>
-              </w:rPr>
-              <w:t>Attention ! Le prix unitaire d'achat (500 Fcfa) de Lait en poudre en Sachets (Petit) est relativement élevé par rapport aux autres prix observés dans cette zone.</w:t>
-            </w:r>
-          </w:p>
-        </w:tc>
-      </w:tr>
-      <w:tr>
-        <w:tc>
-          <w:tcPr>
-            <w:tcW w:type="dxa" w:w="964"/>
-          </w:tcPr>
-          <w:p>
-            <w:r>
-              <w:rPr>
-                <w:b/>
-                <w:i w:val="0"/>
-                <w:color w:val="EA580C"/>
-                <w:sz w:val="16"/>
-              </w:rPr>
-              <w:t>Moyenne</w:t>
-            </w:r>
-          </w:p>
-        </w:tc>
-        <w:tc>
-          <w:tcPr>
-            <w:tcW w:type="dxa" w:w="1247"/>
-          </w:tcPr>
-          <w:p>
-            <w:r>
-              <w:rPr>
-                <w:b/>
-                <w:i w:val="0"/>
-                <w:sz w:val="16"/>
-              </w:rPr>
-              <w:t>S09</w:t>
-              <w:br/>
-            </w:r>
-            <w:r>
-              <w:rPr>
-                <w:b w:val="0"/>
-                <w:i w:val="0"/>
-                <w:color w:val="64748B"/>
-                <w:sz w:val="14"/>
-              </w:rPr>
-              <w:t>Dépenses non alimentaires</w:t>
-            </w:r>
-          </w:p>
-        </w:tc>
-        <w:tc>
-          <w:tcPr>
-            <w:tcW w:type="dxa" w:w="1531"/>
-          </w:tcPr>
-          <w:p>
-            <w:r>
-              <w:rPr>
-                <w:b/>
-                <w:i w:val="0"/>
-                <w:color w:val="16A34A"/>
-                <w:sz w:val="16"/>
-              </w:rPr>
-              <w:t>—</w:t>
-            </w:r>
-          </w:p>
-        </w:tc>
-        <w:tc>
-          <w:tcPr>
-            <w:tcW w:type="dxa" w:w="1191"/>
-          </w:tcPr>
-          <w:p>
-            <w:r>
-              <w:rPr>
-                <w:b w:val="0"/>
-                <w:i w:val="0"/>
-                <w:color w:val="64748B"/>
-                <w:sz w:val="16"/>
-              </w:rPr>
-              <w:t>GT-CQ</w:t>
-            </w:r>
-          </w:p>
-        </w:tc>
-        <w:tc>
-          <w:tcPr>
-            <w:tcW w:type="dxa" w:w="4706"/>
-          </w:tcPr>
-          <w:p>
-            <w:r>
-              <w:rPr>
-                <w:b w:val="0"/>
-                <w:i w:val="0"/>
-                <w:sz w:val="17"/>
-              </w:rPr>
-              <w:t>Attention ! La dépense du ménage de DAME KA (3600 Fcfa) au cours de 7 derniers jours de Transport urbain/rural en moto-taxi est relativement élevé.</w:t>
-            </w:r>
-          </w:p>
-        </w:tc>
-      </w:tr>
-      <w:tr>
-        <w:tc>
-          <w:tcPr>
-            <w:tcW w:type="dxa" w:w="964"/>
-          </w:tcPr>
-          <w:p>
-            <w:r>
-              <w:rPr>
-                <w:b/>
-                <w:i w:val="0"/>
-                <w:color w:val="EA580C"/>
-                <w:sz w:val="16"/>
-              </w:rPr>
-              <w:t>Moyenne</w:t>
-            </w:r>
-          </w:p>
-        </w:tc>
-        <w:tc>
-          <w:tcPr>
-            <w:tcW w:type="dxa" w:w="1247"/>
-          </w:tcPr>
-          <w:p>
-            <w:r>
-              <w:rPr>
-                <w:b/>
-                <w:i w:val="0"/>
-                <w:sz w:val="16"/>
-              </w:rPr>
-              <w:t>S09</w:t>
-              <w:br/>
-            </w:r>
-            <w:r>
-              <w:rPr>
-                <w:b w:val="0"/>
-                <w:i w:val="0"/>
-                <w:color w:val="64748B"/>
-                <w:sz w:val="14"/>
-              </w:rPr>
-              <w:t>Dépenses non alimentaires</w:t>
-            </w:r>
-          </w:p>
-        </w:tc>
-        <w:tc>
-          <w:tcPr>
-            <w:tcW w:type="dxa" w:w="1531"/>
-          </w:tcPr>
-          <w:p>
-            <w:r>
-              <w:rPr>
-                <w:b/>
-                <w:i w:val="0"/>
-                <w:color w:val="16A34A"/>
-                <w:sz w:val="16"/>
-              </w:rPr>
-              <w:t>—</w:t>
-            </w:r>
-          </w:p>
-        </w:tc>
-        <w:tc>
-          <w:tcPr>
-            <w:tcW w:type="dxa" w:w="1191"/>
-          </w:tcPr>
-          <w:p>
-            <w:r>
-              <w:rPr>
-                <w:b w:val="0"/>
-                <w:i w:val="0"/>
-                <w:color w:val="64748B"/>
-                <w:sz w:val="16"/>
-              </w:rPr>
-              <w:t>GT-CQ</w:t>
-            </w:r>
-          </w:p>
-        </w:tc>
-        <w:tc>
-          <w:tcPr>
-            <w:tcW w:type="dxa" w:w="4706"/>
-          </w:tcPr>
-          <w:p>
-            <w:r>
-              <w:rPr>
-                <w:b w:val="0"/>
-                <w:i w:val="0"/>
-                <w:sz w:val="17"/>
-              </w:rPr>
-              <w:t>Prière de corriger ou de confirmer avec le QG.</w:t>
-            </w:r>
-          </w:p>
-        </w:tc>
-      </w:tr>
-      <w:tr>
-        <w:tc>
-          <w:tcPr>
-            <w:tcW w:type="dxa" w:w="964"/>
-          </w:tcPr>
-          <w:p>
-            <w:r>
-              <w:rPr>
-                <w:b/>
-                <w:i w:val="0"/>
-                <w:color w:val="EA580C"/>
-                <w:sz w:val="16"/>
-              </w:rPr>
-              <w:t>Moyenne</w:t>
-            </w:r>
-          </w:p>
-        </w:tc>
-        <w:tc>
-          <w:tcPr>
-            <w:tcW w:type="dxa" w:w="1247"/>
-          </w:tcPr>
-          <w:p>
-            <w:r>
-              <w:rPr>
-                <w:b/>
-                <w:i w:val="0"/>
-                <w:sz w:val="16"/>
-              </w:rPr>
-              <w:t>S10</w:t>
-              <w:br/>
-            </w:r>
-            <w:r>
-              <w:rPr>
-                <w:b w:val="0"/>
-                <w:i w:val="0"/>
-                <w:color w:val="64748B"/>
-                <w:sz w:val="14"/>
-              </w:rPr>
-              <w:t>Logement</w:t>
-            </w:r>
-          </w:p>
-        </w:tc>
-        <w:tc>
-          <w:tcPr>
-            <w:tcW w:type="dxa" w:w="1531"/>
-          </w:tcPr>
-          <w:p>
-            <w:r>
-              <w:rPr>
-                <w:b/>
-                <w:i w:val="0"/>
-                <w:color w:val="16A34A"/>
-                <w:sz w:val="16"/>
-              </w:rPr>
-              <w:t>s10q40</w:t>
-            </w:r>
-          </w:p>
-        </w:tc>
-        <w:tc>
-          <w:tcPr>
-            <w:tcW w:type="dxa" w:w="1191"/>
-          </w:tcPr>
-          <w:p>
-            <w:r>
-              <w:rPr>
-                <w:b w:val="0"/>
-                <w:i w:val="0"/>
-                <w:color w:val="64748B"/>
-                <w:sz w:val="16"/>
-              </w:rPr>
-              <w:t>GT-CQ</w:t>
-            </w:r>
-          </w:p>
-        </w:tc>
-        <w:tc>
-          <w:tcPr>
-            <w:tcW w:type="dxa" w:w="4706"/>
-          </w:tcPr>
-          <w:p>
-            <w:r>
-              <w:rPr>
-                <w:b w:val="0"/>
-                <w:i w:val="0"/>
-                <w:sz w:val="17"/>
-              </w:rPr>
-              <w:t>Peu plausible! la valeur actuelle déclarée en s10q40 pour vente de legumes semble trop petite ou trop élevée.</w:t>
-            </w:r>
-          </w:p>
-        </w:tc>
-      </w:tr>
-      <w:tr>
-        <w:tc>
-          <w:tcPr>
-            <w:tcW w:type="dxa" w:w="964"/>
-          </w:tcPr>
-          <w:p>
-            <w:r>
-              <w:rPr>
-                <w:b/>
-                <w:i w:val="0"/>
-                <w:color w:val="EA580C"/>
-                <w:sz w:val="16"/>
-              </w:rPr>
-              <w:t>Moyenne</w:t>
-            </w:r>
-          </w:p>
-        </w:tc>
-        <w:tc>
-          <w:tcPr>
-            <w:tcW w:type="dxa" w:w="1247"/>
-          </w:tcPr>
-          <w:p>
-            <w:r>
-              <w:rPr>
-                <w:b/>
-                <w:i w:val="0"/>
-                <w:sz w:val="16"/>
-              </w:rPr>
-              <w:t>S10</w:t>
-              <w:br/>
-            </w:r>
-            <w:r>
-              <w:rPr>
-                <w:b w:val="0"/>
-                <w:i w:val="0"/>
-                <w:color w:val="64748B"/>
-                <w:sz w:val="14"/>
-              </w:rPr>
-              <w:t>Logement</w:t>
-            </w:r>
-          </w:p>
-        </w:tc>
-        <w:tc>
-          <w:tcPr>
-            <w:tcW w:type="dxa" w:w="1531"/>
-          </w:tcPr>
-          <w:p>
-            <w:r>
-              <w:rPr>
-                <w:b/>
-                <w:i w:val="0"/>
-                <w:color w:val="16A34A"/>
-                <w:sz w:val="16"/>
-              </w:rPr>
-              <w:t>—</w:t>
-            </w:r>
-          </w:p>
-        </w:tc>
-        <w:tc>
-          <w:tcPr>
-            <w:tcW w:type="dxa" w:w="1191"/>
-          </w:tcPr>
-          <w:p>
-            <w:r>
-              <w:rPr>
-                <w:b w:val="0"/>
-                <w:i w:val="0"/>
-                <w:color w:val="64748B"/>
-                <w:sz w:val="16"/>
-              </w:rPr>
-              <w:t>GT-CQ</w:t>
-            </w:r>
-          </w:p>
-        </w:tc>
-        <w:tc>
-          <w:tcPr>
-            <w:tcW w:type="dxa" w:w="4706"/>
-          </w:tcPr>
-          <w:p>
-            <w:r>
-              <w:rPr>
-                <w:b w:val="0"/>
-                <w:i w:val="0"/>
-                <w:sz w:val="17"/>
-              </w:rPr>
-              <w:t>Veuillez, s'il vous plaît, confirmer cette information avec le QG ou la corriger.</w:t>
-            </w:r>
-          </w:p>
-        </w:tc>
-      </w:tr>
-      <w:tr>
-        <w:tc>
-          <w:tcPr>
-            <w:tcW w:type="dxa" w:w="964"/>
-          </w:tcPr>
-          <w:p>
-            <w:r>
-              <w:rPr>
-                <w:b/>
-                <w:i w:val="0"/>
-                <w:color w:val="EA580C"/>
-                <w:sz w:val="16"/>
-              </w:rPr>
-              <w:t>Moyenne</w:t>
-            </w:r>
-          </w:p>
-        </w:tc>
-        <w:tc>
-          <w:tcPr>
-            <w:tcW w:type="dxa" w:w="1247"/>
-          </w:tcPr>
-          <w:p>
-            <w:r>
-              <w:rPr>
-                <w:b/>
-                <w:i w:val="0"/>
-                <w:sz w:val="16"/>
-              </w:rPr>
-              <w:t>S10</w:t>
-              <w:br/>
-            </w:r>
-            <w:r>
-              <w:rPr>
-                <w:b w:val="0"/>
-                <w:i w:val="0"/>
-                <w:color w:val="64748B"/>
-                <w:sz w:val="14"/>
-              </w:rPr>
-              <w:t>Logement</w:t>
-            </w:r>
-          </w:p>
-        </w:tc>
-        <w:tc>
-          <w:tcPr>
-            <w:tcW w:type="dxa" w:w="1531"/>
-          </w:tcPr>
-          <w:p>
-            <w:r>
-              <w:rPr>
-                <w:b/>
-                <w:i w:val="0"/>
-                <w:color w:val="16A34A"/>
-                <w:sz w:val="16"/>
-              </w:rPr>
-              <w:t>s10q49, s10q48</w:t>
-            </w:r>
-          </w:p>
-        </w:tc>
-        <w:tc>
-          <w:tcPr>
-            <w:tcW w:type="dxa" w:w="1191"/>
-          </w:tcPr>
-          <w:p>
-            <w:r>
-              <w:rPr>
-                <w:b w:val="0"/>
-                <w:i w:val="0"/>
-                <w:color w:val="64748B"/>
-                <w:sz w:val="16"/>
-              </w:rPr>
-              <w:t>GT-CQ</w:t>
-            </w:r>
-          </w:p>
-        </w:tc>
-        <w:tc>
-          <w:tcPr>
-            <w:tcW w:type="dxa" w:w="4706"/>
-          </w:tcPr>
-          <w:p>
-            <w:r>
-              <w:rPr>
-                <w:b w:val="0"/>
-                <w:i w:val="0"/>
-                <w:sz w:val="17"/>
-              </w:rPr>
-              <w:t>Le montant dépensé de l'entreprise vente de legumes en achat de matières premières pour les produits vendus au cours des 30 derniers jours ou durant le dernier mois où l'entreprise a fonctionné ne peut pas être supéreur aux montants obtenus sur la vente de produits transformés par l'entreprise au cours de cette même période où l'entreprise a fonctionné (s10q49 &gt; s10q48), prière de corriger.</w:t>
-            </w:r>
-          </w:p>
-        </w:tc>
-      </w:tr>
-      <w:tr>
-        <w:tc>
-          <w:tcPr>
-            <w:tcW w:type="dxa" w:w="964"/>
-          </w:tcPr>
-          <w:p>
-            <w:r>
-              <w:rPr>
-                <w:b/>
-                <w:i w:val="0"/>
-                <w:color w:val="EA580C"/>
-                <w:sz w:val="16"/>
-              </w:rPr>
-              <w:t>Moyenne</w:t>
-            </w:r>
-          </w:p>
-        </w:tc>
-        <w:tc>
-          <w:tcPr>
-            <w:tcW w:type="dxa" w:w="1247"/>
-          </w:tcPr>
-          <w:p>
-            <w:r>
-              <w:rPr>
-                <w:b/>
-                <w:i w:val="0"/>
-                <w:sz w:val="16"/>
-              </w:rPr>
-              <w:t>S10</w:t>
-              <w:br/>
-            </w:r>
-            <w:r>
-              <w:rPr>
-                <w:b w:val="0"/>
-                <w:i w:val="0"/>
-                <w:color w:val="64748B"/>
-                <w:sz w:val="14"/>
-              </w:rPr>
-              <w:t>Logement</w:t>
-            </w:r>
-          </w:p>
-        </w:tc>
-        <w:tc>
-          <w:tcPr>
-            <w:tcW w:type="dxa" w:w="1531"/>
-          </w:tcPr>
-          <w:p>
-            <w:r>
-              <w:rPr>
-                <w:b/>
-                <w:i w:val="0"/>
-                <w:color w:val="16A34A"/>
-                <w:sz w:val="16"/>
-              </w:rPr>
-              <w:t>s10q49, s10q48</w:t>
-            </w:r>
-          </w:p>
-        </w:tc>
-        <w:tc>
-          <w:tcPr>
-            <w:tcW w:type="dxa" w:w="1191"/>
-          </w:tcPr>
-          <w:p>
-            <w:r>
-              <w:rPr>
-                <w:b w:val="0"/>
-                <w:i w:val="0"/>
-                <w:color w:val="64748B"/>
-                <w:sz w:val="16"/>
-              </w:rPr>
-              <w:t>GT-CQ</w:t>
-            </w:r>
-          </w:p>
-        </w:tc>
-        <w:tc>
-          <w:tcPr>
-            <w:tcW w:type="dxa" w:w="4706"/>
-          </w:tcPr>
-          <w:p>
-            <w:r>
-              <w:rPr>
-                <w:b w:val="0"/>
-                <w:i w:val="0"/>
-                <w:sz w:val="17"/>
-              </w:rPr>
-              <w:t>L'entreprise vente de legumes a depensé en achat de matières premières pour les produits vendus (s10q49 different de 0) mais dit n'avoir réçu aucune somme sur la vente de produits transformés (s10q48 est égal à 0), prière de fournir de l'effort pour estimer le montant obtenu sur la vente vente de produits transformés.</w:t>
-            </w:r>
-          </w:p>
-        </w:tc>
-      </w:tr>
-      <w:tr>
-        <w:tc>
-          <w:tcPr>
-            <w:tcW w:type="dxa" w:w="964"/>
-          </w:tcPr>
-          <w:p>
-            <w:r>
-              <w:rPr>
-                <w:b/>
-                <w:i w:val="0"/>
-                <w:color w:val="EA580C"/>
-                <w:sz w:val="16"/>
-              </w:rPr>
-              <w:t>Moyenne</w:t>
-            </w:r>
-          </w:p>
-        </w:tc>
-        <w:tc>
-          <w:tcPr>
-            <w:tcW w:type="dxa" w:w="1247"/>
-          </w:tcPr>
-          <w:p>
-            <w:r>
-              <w:rPr>
-                <w:b/>
-                <w:i w:val="0"/>
-                <w:sz w:val="16"/>
-              </w:rPr>
-              <w:t>S10</w:t>
-              <w:br/>
-            </w:r>
-            <w:r>
-              <w:rPr>
-                <w:b w:val="0"/>
-                <w:i w:val="0"/>
-                <w:color w:val="64748B"/>
-                <w:sz w:val="14"/>
-              </w:rPr>
-              <w:t>Logement</w:t>
-            </w:r>
-          </w:p>
-        </w:tc>
-        <w:tc>
-          <w:tcPr>
-            <w:tcW w:type="dxa" w:w="1531"/>
-          </w:tcPr>
-          <w:p>
-            <w:r>
-              <w:rPr>
-                <w:b/>
-                <w:i w:val="0"/>
-                <w:color w:val="16A34A"/>
-                <w:sz w:val="16"/>
-              </w:rPr>
-              <w:t>—</w:t>
-            </w:r>
-          </w:p>
-        </w:tc>
-        <w:tc>
-          <w:tcPr>
-            <w:tcW w:type="dxa" w:w="1191"/>
-          </w:tcPr>
-          <w:p>
-            <w:r>
-              <w:rPr>
-                <w:b w:val="0"/>
-                <w:i w:val="0"/>
-                <w:color w:val="64748B"/>
-                <w:sz w:val="16"/>
-              </w:rPr>
-              <w:t>GT-CQ</w:t>
-            </w:r>
-          </w:p>
-        </w:tc>
-        <w:tc>
-          <w:tcPr>
-            <w:tcW w:type="dxa" w:w="4706"/>
-          </w:tcPr>
-          <w:p>
-            <w:r>
-              <w:rPr>
-                <w:b w:val="0"/>
-                <w:i w:val="0"/>
-                <w:sz w:val="17"/>
-              </w:rPr>
-              <w:t>L'entreprise vente de legumes est généralement une entreprise commerciale ou de service dont elle ne depense pas en achat de matières premières.Elle ne transforme pas de produit donc ne peut pas obtenir un montant sur la vente des produits transformés (10.48 ou 10.49).</w:t>
-            </w:r>
-          </w:p>
-        </w:tc>
-      </w:tr>
-      <w:tr>
-        <w:tc>
-          <w:tcPr>
-            <w:tcW w:type="dxa" w:w="964"/>
-          </w:tcPr>
-          <w:p>
-            <w:r>
-              <w:rPr>
-                <w:b/>
-                <w:i w:val="0"/>
-                <w:color w:val="EA580C"/>
-                <w:sz w:val="16"/>
-              </w:rPr>
-              <w:t>Moyenne</w:t>
-            </w:r>
-          </w:p>
-        </w:tc>
-        <w:tc>
-          <w:tcPr>
-            <w:tcW w:type="dxa" w:w="1247"/>
-          </w:tcPr>
-          <w:p>
-            <w:r>
-              <w:rPr>
-                <w:b/>
-                <w:i w:val="0"/>
-                <w:sz w:val="16"/>
-              </w:rPr>
-              <w:t>S10</w:t>
-              <w:br/>
-            </w:r>
-            <w:r>
-              <w:rPr>
-                <w:b w:val="0"/>
-                <w:i w:val="0"/>
-                <w:color w:val="64748B"/>
-                <w:sz w:val="14"/>
-              </w:rPr>
-              <w:t>Logement</w:t>
-            </w:r>
-          </w:p>
-        </w:tc>
-        <w:tc>
-          <w:tcPr>
-            <w:tcW w:type="dxa" w:w="1531"/>
-          </w:tcPr>
-          <w:p>
-            <w:r>
-              <w:rPr>
-                <w:b/>
-                <w:i w:val="0"/>
-                <w:color w:val="16A34A"/>
-                <w:sz w:val="16"/>
-              </w:rPr>
-              <w:t>—</w:t>
-            </w:r>
-          </w:p>
-        </w:tc>
-        <w:tc>
-          <w:tcPr>
-            <w:tcW w:type="dxa" w:w="1191"/>
-          </w:tcPr>
-          <w:p>
-            <w:r>
-              <w:rPr>
-                <w:b w:val="0"/>
-                <w:i w:val="0"/>
-                <w:color w:val="64748B"/>
-                <w:sz w:val="16"/>
-              </w:rPr>
-              <w:t>GT-CQ</w:t>
-            </w:r>
-          </w:p>
-        </w:tc>
-        <w:tc>
-          <w:tcPr>
-            <w:tcW w:type="dxa" w:w="4706"/>
-          </w:tcPr>
-          <w:p>
-            <w:r>
-              <w:rPr>
-                <w:b w:val="0"/>
-                <w:i w:val="0"/>
-                <w:sz w:val="17"/>
-              </w:rPr>
-              <w:t>Prière de mettre 0 pour ces questions si elles ne font pas de transformation.</w:t>
-            </w:r>
-          </w:p>
-        </w:tc>
-      </w:tr>
-      <w:tr>
-        <w:tc>
-          <w:tcPr>
-            <w:tcW w:type="dxa" w:w="964"/>
-          </w:tcPr>
-          <w:p>
-            <w:r>
-              <w:rPr>
-                <w:b/>
-                <w:i w:val="0"/>
-                <w:color w:val="EA580C"/>
-                <w:sz w:val="16"/>
-              </w:rPr>
-              <w:t>Moyenne</w:t>
-            </w:r>
-          </w:p>
-        </w:tc>
-        <w:tc>
-          <w:tcPr>
-            <w:tcW w:type="dxa" w:w="1247"/>
-          </w:tcPr>
-          <w:p>
-            <w:r>
-              <w:rPr>
-                <w:b/>
-                <w:i w:val="0"/>
-                <w:sz w:val="16"/>
-              </w:rPr>
-              <w:t>S10</w:t>
-              <w:br/>
-            </w:r>
-            <w:r>
-              <w:rPr>
-                <w:b w:val="0"/>
-                <w:i w:val="0"/>
-                <w:color w:val="64748B"/>
-                <w:sz w:val="14"/>
-              </w:rPr>
-              <w:t>Logement</w:t>
-            </w:r>
-          </w:p>
-        </w:tc>
-        <w:tc>
-          <w:tcPr>
-            <w:tcW w:type="dxa" w:w="1531"/>
-          </w:tcPr>
-          <w:p>
-            <w:r>
-              <w:rPr>
-                <w:b/>
-                <w:i w:val="0"/>
-                <w:color w:val="16A34A"/>
-                <w:sz w:val="16"/>
-              </w:rPr>
-              <w:t>—</w:t>
-            </w:r>
-          </w:p>
-        </w:tc>
-        <w:tc>
-          <w:tcPr>
-            <w:tcW w:type="dxa" w:w="1191"/>
-          </w:tcPr>
-          <w:p>
-            <w:r>
-              <w:rPr>
-                <w:b w:val="0"/>
-                <w:i w:val="0"/>
-                <w:color w:val="64748B"/>
-                <w:sz w:val="16"/>
-              </w:rPr>
-              <w:t>GT-CQ</w:t>
-            </w:r>
-          </w:p>
-        </w:tc>
-        <w:tc>
-          <w:tcPr>
-            <w:tcW w:type="dxa" w:w="4706"/>
-          </w:tcPr>
-          <w:p>
-            <w:r>
-              <w:rPr>
-                <w:b w:val="0"/>
-                <w:i w:val="0"/>
-                <w:sz w:val="17"/>
-              </w:rPr>
-              <w:t>L'entreprise vente de legumes n'est pas une entreprise de fabrication et pourtant vous avez renseigné soit renseigner la question 10.48 ou 10.49, si vous pensez qu'elle est une entreprise de fabrication prière de reprendre le classement de la nomenclature en 10.17a ou s'elle ne fait de fabrication merci de mettre 0 en 10.48 et 10.49.</w:t>
-            </w:r>
-          </w:p>
-        </w:tc>
-      </w:tr>
-      <w:tr>
-        <w:tc>
-          <w:tcPr>
-            <w:tcW w:type="dxa" w:w="964"/>
-          </w:tcPr>
-          <w:p>
-            <w:r>
-              <w:rPr>
-                <w:b/>
-                <w:i w:val="0"/>
-                <w:color w:val="EA580C"/>
-                <w:sz w:val="16"/>
-              </w:rPr>
-              <w:t>Moyenne</w:t>
-            </w:r>
-          </w:p>
-        </w:tc>
-        <w:tc>
-          <w:tcPr>
-            <w:tcW w:type="dxa" w:w="1247"/>
-          </w:tcPr>
-          <w:p>
-            <w:r>
-              <w:rPr>
-                <w:b/>
-                <w:i w:val="0"/>
-                <w:sz w:val="16"/>
-              </w:rPr>
-              <w:t>S10</w:t>
-              <w:br/>
-            </w:r>
-            <w:r>
-              <w:rPr>
-                <w:b w:val="0"/>
-                <w:i w:val="0"/>
-                <w:color w:val="64748B"/>
-                <w:sz w:val="14"/>
-              </w:rPr>
-              <w:t>Logement</w:t>
-            </w:r>
-          </w:p>
-        </w:tc>
-        <w:tc>
-          <w:tcPr>
-            <w:tcW w:type="dxa" w:w="1531"/>
-          </w:tcPr>
-          <w:p>
-            <w:r>
-              <w:rPr>
-                <w:b/>
-                <w:i w:val="0"/>
-                <w:color w:val="16A34A"/>
-                <w:sz w:val="16"/>
-              </w:rPr>
-              <w:t>—</w:t>
-            </w:r>
-          </w:p>
-        </w:tc>
-        <w:tc>
-          <w:tcPr>
-            <w:tcW w:type="dxa" w:w="1191"/>
-          </w:tcPr>
-          <w:p>
-            <w:r>
-              <w:rPr>
-                <w:b w:val="0"/>
-                <w:i w:val="0"/>
-                <w:color w:val="64748B"/>
-                <w:sz w:val="16"/>
-              </w:rPr>
-              <w:t>GT-CQ</w:t>
-            </w:r>
-          </w:p>
-        </w:tc>
-        <w:tc>
-          <w:tcPr>
-            <w:tcW w:type="dxa" w:w="4706"/>
-          </w:tcPr>
-          <w:p>
-            <w:r>
-              <w:rPr>
-                <w:b w:val="0"/>
-                <w:i w:val="0"/>
-                <w:sz w:val="17"/>
-              </w:rPr>
               <w:t>Mettre soit le montant en 10.46 et 10.47 s'elle fait de commerce ou mettre en 10.50 s'elle rend service.</w:t>
-            </w:r>
-          </w:p>
-        </w:tc>
-      </w:tr>
-      <w:tr>
-        <w:tc>
-          <w:tcPr>
-            <w:tcW w:type="dxa" w:w="964"/>
-          </w:tcPr>
-          <w:p>
-            <w:r>
-              <w:rPr>
-                <w:b/>
-                <w:i w:val="0"/>
-                <w:color w:val="EA580C"/>
-                <w:sz w:val="16"/>
-              </w:rPr>
-              <w:t>Moyenne</w:t>
-            </w:r>
-          </w:p>
-        </w:tc>
-        <w:tc>
-          <w:tcPr>
-            <w:tcW w:type="dxa" w:w="1247"/>
-          </w:tcPr>
-          <w:p>
-            <w:r>
-              <w:rPr>
-                <w:b/>
-                <w:i w:val="0"/>
-                <w:sz w:val="16"/>
-              </w:rPr>
-              <w:t>S13</w:t>
-              <w:br/>
-            </w:r>
-            <w:r>
-              <w:rPr>
-                <w:b w:val="0"/>
-                <w:i w:val="0"/>
-                <w:color w:val="64748B"/>
-                <w:sz w:val="14"/>
-              </w:rPr>
-              <w:t>Transferts</w:t>
-            </w:r>
-          </w:p>
-        </w:tc>
-        <w:tc>
-          <w:tcPr>
-            <w:tcW w:type="dxa" w:w="1531"/>
-          </w:tcPr>
-          <w:p>
-            <w:r>
-              <w:rPr>
-                <w:b/>
-                <w:i w:val="0"/>
-                <w:color w:val="16A34A"/>
-                <w:sz w:val="16"/>
-              </w:rPr>
-              <w:t>s00q07a, s00q08, s00q10, s00q13_0, s00q15_0, s00q17_0, s00q23a, s00q23b</w:t>
-            </w:r>
-          </w:p>
-        </w:tc>
-        <w:tc>
-          <w:tcPr>
-            <w:tcW w:type="dxa" w:w="1191"/>
-          </w:tcPr>
-          <w:p>
-            <w:r>
-              <w:rPr>
-                <w:b w:val="0"/>
-                <w:i w:val="0"/>
-                <w:color w:val="64748B"/>
-                <w:sz w:val="16"/>
-              </w:rPr>
-              <w:t>GT-CQ</w:t>
-            </w:r>
-          </w:p>
-        </w:tc>
-        <w:tc>
-          <w:tcPr>
-            <w:tcW w:type="dxa" w:w="4706"/>
-          </w:tcPr>
-          <w:p>
-            <w:r>
-              <w:rPr>
-                <w:b w:val="0"/>
-                <w:i w:val="0"/>
-                <w:sz w:val="17"/>
-              </w:rPr>
-              <w:t>L'enquêteur prière de fournir d'effort pour avoir le niveau d'étude et l'âge de celui qui a envoyé/donné de l'argent dans la section 13a (Transfert reçu).</w:t>
             </w:r>
           </w:p>
         </w:tc>
